--- a/downloads/卷07 交互篇·上：提示词工程与上下文工程.docx
+++ b/downloads/卷07 交互篇·上：提示词工程与上下文工程.docx
@@ -864,7 +864,7 @@
               <w:fldChar w:fldCharType="separate"/>
             </w:r>
             <w:r>
-              <w:t>11</w:t>
+              <w:t>12</w:t>
             </w:r>
             <w:r>
               <w:fldChar w:fldCharType="end"/>
@@ -900,7 +900,7 @@
               <w:fldChar w:fldCharType="separate"/>
             </w:r>
             <w:r>
-              <w:t>15</w:t>
+              <w:t>16</w:t>
             </w:r>
             <w:r>
               <w:fldChar w:fldCharType="end"/>
@@ -936,7 +936,7 @@
               <w:fldChar w:fldCharType="separate"/>
             </w:r>
             <w:r>
-              <w:t>15</w:t>
+              <w:t>16</w:t>
             </w:r>
             <w:r>
               <w:fldChar w:fldCharType="end"/>
@@ -972,7 +972,7 @@
               <w:fldChar w:fldCharType="separate"/>
             </w:r>
             <w:r>
-              <w:t>15</w:t>
+              <w:t>16</w:t>
             </w:r>
             <w:r>
               <w:fldChar w:fldCharType="end"/>
@@ -1007,7 +1007,7 @@
               <w:fldChar w:fldCharType="separate"/>
             </w:r>
             <w:r>
-              <w:t>16</w:t>
+              <w:t>17</w:t>
             </w:r>
             <w:r>
               <w:fldChar w:fldCharType="end"/>
@@ -1043,7 +1043,7 @@
               <w:fldChar w:fldCharType="separate"/>
             </w:r>
             <w:r>
-              <w:t>16</w:t>
+              <w:t>17</w:t>
             </w:r>
             <w:r>
               <w:fldChar w:fldCharType="end"/>
@@ -1115,7 +1115,7 @@
               <w:fldChar w:fldCharType="separate"/>
             </w:r>
             <w:r>
-              <w:t>17</w:t>
+              <w:t>18</w:t>
             </w:r>
             <w:r>
               <w:fldChar w:fldCharType="end"/>
@@ -1151,7 +1151,7 @@
               <w:fldChar w:fldCharType="separate"/>
             </w:r>
             <w:r>
-              <w:t>18</w:t>
+              <w:t>19</w:t>
             </w:r>
             <w:r>
               <w:fldChar w:fldCharType="end"/>
@@ -1187,7 +1187,7 @@
               <w:fldChar w:fldCharType="separate"/>
             </w:r>
             <w:r>
-              <w:t>19</w:t>
+              <w:t>20</w:t>
             </w:r>
             <w:r>
               <w:fldChar w:fldCharType="end"/>
@@ -1223,7 +1223,7 @@
               <w:fldChar w:fldCharType="separate"/>
             </w:r>
             <w:r>
-              <w:t>19</w:t>
+              <w:t>20</w:t>
             </w:r>
             <w:r>
               <w:fldChar w:fldCharType="end"/>
@@ -1258,7 +1258,7 @@
               <w:fldChar w:fldCharType="separate"/>
             </w:r>
             <w:r>
-              <w:t>20</w:t>
+              <w:t>21</w:t>
             </w:r>
             <w:r>
               <w:fldChar w:fldCharType="end"/>
@@ -1294,7 +1294,7 @@
               <w:fldChar w:fldCharType="separate"/>
             </w:r>
             <w:r>
-              <w:t>20</w:t>
+              <w:t>21</w:t>
             </w:r>
             <w:r>
               <w:fldChar w:fldCharType="end"/>
@@ -1330,7 +1330,7 @@
               <w:fldChar w:fldCharType="separate"/>
             </w:r>
             <w:r>
-              <w:t>21</w:t>
+              <w:t>22</w:t>
             </w:r>
             <w:r>
               <w:fldChar w:fldCharType="end"/>
@@ -1402,7 +1402,7 @@
               <w:fldChar w:fldCharType="separate"/>
             </w:r>
             <w:r>
-              <w:t>22</w:t>
+              <w:t>23</w:t>
             </w:r>
             <w:r>
               <w:fldChar w:fldCharType="end"/>
@@ -1509,7 +1509,7 @@
               <w:fldChar w:fldCharType="separate"/>
             </w:r>
             <w:r>
-              <w:t>23</w:t>
+              <w:t>24</w:t>
             </w:r>
             <w:r>
               <w:fldChar w:fldCharType="end"/>
@@ -1581,7 +1581,7 @@
               <w:fldChar w:fldCharType="separate"/>
             </w:r>
             <w:r>
-              <w:t>24</w:t>
+              <w:t>25</w:t>
             </w:r>
             <w:r>
               <w:fldChar w:fldCharType="end"/>
@@ -1616,7 +1616,7 @@
               <w:fldChar w:fldCharType="separate"/>
             </w:r>
             <w:r>
-              <w:t>25</w:t>
+              <w:t>26</w:t>
             </w:r>
             <w:r>
               <w:fldChar w:fldCharType="end"/>
@@ -1651,7 +1651,7 @@
               <w:fldChar w:fldCharType="separate"/>
             </w:r>
             <w:r>
-              <w:t>25</w:t>
+              <w:t>26</w:t>
             </w:r>
             <w:r>
               <w:fldChar w:fldCharType="end"/>
@@ -1686,7 +1686,7 @@
               <w:fldChar w:fldCharType="separate"/>
             </w:r>
             <w:r>
-              <w:t>26</w:t>
+              <w:t>27</w:t>
             </w:r>
             <w:r>
               <w:fldChar w:fldCharType="end"/>
@@ -3730,7 +3730,72 @@
           <w:sz w:val="24"/>
           <w:szCs w:val="24"/>
         </w:rPr>
-        <w:t xml:space="preserve">更细致的解读是：CoT 的真正作用分三层。第一层是格式约束——强制模型按“步骤到答案”的格式输出，让答案可控可解析，这是几乎所有任务都受益的部分。第二层是分布约束——把模型从“直接答案”分布拉向“推理答案”分布，对需要分布调整的任务有效。第三层是推理能力——让模型展示它的内部推理过程，这对真正需要多步推理的数学与符号任务有效。在生产实践中，大部分任务的 CoT 收益来自前两层，第三层的“教会模型推理”在现代高能力模型上其实贡献有限。一个工程经验是：用结构化 CoT（Step 1: ... Step 2: ... Final Answer: ...）比用自然语言 CoT 更鲁棒，因为它把推理过程切成了机器可校验的离散单元。</w:t>
+        <w:t xml:space="preserve">图2-1 用一道小学应用题展示思维链为什么有效：不让模型跳步猜答案，而是让中间步骤「显形」——每一步都可检查，错了能定位。对模型而言，写出的步骤会留在上下文里成为后续推理的依据，等于给了它草稿纸。</w:t>
+      </w:r>
+    </w:p>
+    <w:p>
+      <w:pPr>
+        <w:keepNext/>
+        <w:spacing w:after="40" w:before="160"/>
+        <w:jc w:val="center"/>
+      </w:pPr>
+      <w:r>
+        <w:drawing>
+          <wp:inline distT="0" distB="0" distL="0" distR="0">
+            <wp:extent cx="5486400" cy="3295650"/>
+            <wp:effectExtent t="0" r="0" b="0" l="0"/>
+            <wp:docPr id="1" name="" descr="" title=""/>
+            <wp:cNvGraphicFramePr>
+              <a:graphicFrameLocks xmlns:a="http://schemas.openxmlformats.org/drawingml/2006/main" noChangeAspect="1"/>
+            </wp:cNvGraphicFramePr>
+            <a:graphic xmlns:a="http://schemas.openxmlformats.org/drawingml/2006/main">
+              <a:graphicData uri="http://schemas.openxmlformats.org/drawingml/2006/picture">
+                <pic:pic xmlns:pic="http://schemas.openxmlformats.org/drawingml/2006/picture">
+                  <pic:nvPicPr>
+                    <pic:cNvPr id="0" name="" descr=""/>
+                    <pic:cNvPicPr>
+                      <a:picLocks noChangeAspect="1" noChangeArrowheads="1"/>
+                    </pic:cNvPicPr>
+                  </pic:nvPicPr>
+                  <pic:blipFill>
+                    <a:blip r:embed="rId13" cstate="none"/>
+                    <a:srcRect/>
+                    <a:stretch>
+                      <a:fillRect/>
+                    </a:stretch>
+                  </pic:blipFill>
+                  <pic:spPr bwMode="auto">
+                    <a:xfrm>
+                      <a:off x="0" y="0"/>
+                      <a:ext cx="5486400" cy="3295650"/>
+                    </a:xfrm>
+                    <a:prstGeom prst="rect">
+                      <a:avLst/>
+                    </a:prstGeom>
+                  </pic:spPr>
+                </pic:pic>
+              </a:graphicData>
+            </a:graphic>
+          </wp:inline>
+        </w:drawing>
+      </w:r>
+    </w:p>
+    <w:p>
+      <w:pPr>
+        <w:keepNext w:val="false"/>
+        <w:spacing w:after="200" w:before="60" w:line="312"/>
+        <w:jc w:val="center"/>
+      </w:pPr>
+      <w:r>
+        <w:rPr>
+          <w:rFonts w:ascii="Calibri" w:eastAsia="Microsoft YaHei"/>
+          <w:b/>
+          <w:bCs/>
+          <w:color w:val="5A6B76"/>
+          <w:sz w:val="21"/>
+          <w:szCs w:val="21"/>
+        </w:rPr>
+        <w:t xml:space="preserve">图2-1 思维链的写步骤比喻：跳步靠猜容易错，写步骤可检查可纠错</w:t>
       </w:r>
     </w:p>
     <w:p>
@@ -3746,7 +3811,104 @@
           <w:sz w:val="24"/>
           <w:szCs w:val="24"/>
         </w:rPr>
+        <w:t xml:space="preserve">更细致的解读是：CoT 的真正作用分三层。第一层是格式约束——强制模型按“步骤到答案”的格式输出，让答案可控可解析，这是几乎所有任务都受益的部分。第二层是分布约束——把模型从“直接答案”分布拉向“推理答案”分布，对需要分布调整的任务有效。第三层是推理能力——让模型展示它的内部推理过程，这对真正需要多步推理的数学与符号任务有效。在生产实践中，大部分任务的 CoT 收益来自前两层，第三层的“教会模型推理”在现代高能力模型上其实贡献有限。一个工程经验是：用结构化 CoT（Step 1: ... Step 2: ... Final Answer: ...）比用自然语言 CoT 更鲁棒，因为它把推理过程切成了机器可校验的离散单元。</w:t>
+      </w:r>
+    </w:p>
+    <w:p>
+      <w:pPr>
+        <w:spacing w:line="312"/>
+        <w:ind w:firstLine="480"/>
+        <w:jc w:val="both"/>
+      </w:pPr>
+      <w:r>
+        <w:rPr>
+          <w:rFonts w:ascii="Calibri" w:eastAsia="Microsoft YaHei"/>
+          <w:color w:val="1A2B33"/>
+          <w:sz w:val="24"/>
+          <w:szCs w:val="24"/>
+        </w:rPr>
         <w:t xml:space="preserve">Self-Consistency（自一致性）是 2022 年 Wang 等人提出的增强方法：对同一个问题用非零温度采样 N 条推理路径，再对最终答案做多数投票。直觉与集成学习一脉相承——多条独立推理路径大概率都会收敛到正确答案；少数错误答案则会因分散而败北。论文报告在多个基准上带来 5 到 15 个百分点的提升（GSM8K 上 CoT 58.1% 提升到 74.4%；SVAMP 上 63.1% 提升到 74.2%；AQuA 上 31.0% 提升到 48.0%）。代价是 N 倍的 API 调用与 Token 消耗，N 越大边际收益越低（N=40 之后几乎不再提升）。</w:t>
+      </w:r>
+    </w:p>
+    <w:p>
+      <w:pPr>
+        <w:spacing w:line="312"/>
+        <w:ind w:firstLine="480"/>
+        <w:jc w:val="both"/>
+      </w:pPr>
+      <w:r>
+        <w:rPr>
+          <w:rFonts w:ascii="Calibri" w:eastAsia="Microsoft YaHei"/>
+          <w:color w:val="1A2B33"/>
+          <w:sz w:val="24"/>
+          <w:szCs w:val="24"/>
+        </w:rPr>
+        <w:t xml:space="preserve">图2-2 解释了 Self-Consistency 为什么要「非零温度」：温度控制抽签的大胆程度。低温分布很尖，抽 10 次也全是同一个答案，投票毫无意义；适当调高温度，多条不同的推理路径才可能出现，投票才有信息量——一个细节参数，决定了这套方法是否成立。</w:t>
+      </w:r>
+    </w:p>
+    <w:p>
+      <w:pPr>
+        <w:keepNext/>
+        <w:spacing w:after="40" w:before="160"/>
+        <w:jc w:val="center"/>
+      </w:pPr>
+      <w:r>
+        <w:drawing>
+          <wp:inline distT="0" distB="0" distL="0" distR="0">
+            <wp:extent cx="5391150" cy="3238500"/>
+            <wp:effectExtent t="0" r="0" b="0" l="0"/>
+            <wp:docPr id="1" name="" descr="" title=""/>
+            <wp:cNvGraphicFramePr>
+              <a:graphicFrameLocks xmlns:a="http://schemas.openxmlformats.org/drawingml/2006/main" noChangeAspect="1"/>
+            </wp:cNvGraphicFramePr>
+            <a:graphic xmlns:a="http://schemas.openxmlformats.org/drawingml/2006/main">
+              <a:graphicData uri="http://schemas.openxmlformats.org/drawingml/2006/picture">
+                <pic:pic xmlns:pic="http://schemas.openxmlformats.org/drawingml/2006/picture">
+                  <pic:nvPicPr>
+                    <pic:cNvPr id="0" name="" descr=""/>
+                    <pic:cNvPicPr>
+                      <a:picLocks noChangeAspect="1" noChangeArrowheads="1"/>
+                    </pic:cNvPicPr>
+                  </pic:nvPicPr>
+                  <pic:blipFill>
+                    <a:blip r:embed="rId14" cstate="none"/>
+                    <a:srcRect/>
+                    <a:stretch>
+                      <a:fillRect/>
+                    </a:stretch>
+                  </pic:blipFill>
+                  <pic:spPr bwMode="auto">
+                    <a:xfrm>
+                      <a:off x="0" y="0"/>
+                      <a:ext cx="5391150" cy="3238500"/>
+                    </a:xfrm>
+                    <a:prstGeom prst="rect">
+                      <a:avLst/>
+                    </a:prstGeom>
+                  </pic:spPr>
+                </pic:pic>
+              </a:graphicData>
+            </a:graphic>
+          </wp:inline>
+        </w:drawing>
+      </w:r>
+    </w:p>
+    <w:p>
+      <w:pPr>
+        <w:keepNext w:val="false"/>
+        <w:spacing w:after="200" w:before="60" w:line="312"/>
+        <w:jc w:val="center"/>
+      </w:pPr>
+      <w:r>
+        <w:rPr>
+          <w:rFonts w:ascii="Calibri" w:eastAsia="Microsoft YaHei"/>
+          <w:b/>
+          <w:bCs/>
+          <w:color w:val="5A6B76"/>
+          <w:sz w:val="21"/>
+          <w:szCs w:val="21"/>
+        </w:rPr>
+        <w:t xml:space="preserve">图2-2 温度参数的抽签比喻：低温分布变尖（谨慎），高温分布变平（爱冒险）（示意）</w:t>
       </w:r>
     </w:p>
     <w:p>
@@ -7326,7 +7488,7 @@
                     </pic:cNvPicPr>
                   </pic:nvPicPr>
                   <pic:blipFill>
-                    <a:blip r:embed="rId13" cstate="none"/>
+                    <a:blip r:embed="rId15" cstate="none"/>
                     <a:srcRect/>
                     <a:stretch>
                       <a:fillRect/>
@@ -7459,7 +7621,7 @@
                     </pic:cNvPicPr>
                   </pic:nvPicPr>
                   <pic:blipFill>
-                    <a:blip r:embed="rId14" cstate="none"/>
+                    <a:blip r:embed="rId16" cstate="none"/>
                     <a:srcRect/>
                     <a:stretch>
                       <a:fillRect/>
@@ -8759,7 +8921,7 @@
                     </pic:cNvPicPr>
                   </pic:nvPicPr>
                   <pic:blipFill>
-                    <a:blip r:embed="rId15" cstate="none"/>
+                    <a:blip r:embed="rId17" cstate="none"/>
                     <a:srcRect/>
                     <a:stretch>
                       <a:fillRect/>

--- a/downloads/卷07 交互篇·上：提示词工程与上下文工程.docx
+++ b/downloads/卷07 交互篇·上：提示词工程与上下文工程.docx
@@ -1636,7 +1636,7 @@
               <w:rPr>
                 <w:rStyle w:val="Hyperlink"/>
               </w:rPr>
-              <w:t>思考与练习</w:t>
+              <w:t>本卷实战实验室</w:t>
             </w:r>
             <w:r>
               <w:tab/>
@@ -1652,6 +1652,78 @@
             </w:r>
             <w:r>
               <w:t>26</w:t>
+            </w:r>
+            <w:r>
+              <w:fldChar w:fldCharType="end"/>
+            </w:r>
+          </w:hyperlink>
+        </w:p>
+        <w:p>
+          <w:pPr>
+            <w:pStyle w:val="11"/>
+            <w:ind w:left="360"/>
+            <w:tabs>
+              <w:tab w:val="right" w:leader="dot" w:pos="9026"/>
+            </w:tabs>
+            <w:spacing w:before="120" w:after="60"/>
+          </w:pPr>
+          <w:hyperlink w:anchor="_Toc100032" w:history="1">
+            <w:r>
+              <w:rPr>
+                <w:rStyle w:val="Hyperlink"/>
+              </w:rPr>
+              <w:t>实验 1：二十题黄金集（30 分钟）</w:t>
+            </w:r>
+            <w:r>
+              <w:tab/>
+            </w:r>
+            <w:r>
+              <w:fldChar w:fldCharType="begin"/>
+            </w:r>
+            <w:r>
+              <w:instrText xml:space="preserve"> PAGEREF _Toc100032 \h </w:instrText>
+            </w:r>
+            <w:r>
+              <w:fldChar w:fldCharType="separate"/>
+            </w:r>
+            <w:r>
+              <w:t>26</w:t>
+            </w:r>
+            <w:r>
+              <w:fldChar w:fldCharType="end"/>
+            </w:r>
+          </w:hyperlink>
+        </w:p>
+        <w:p>
+          <w:pPr>
+            <w:pStyle w:val="11"/>
+            <w:ind w:left="360"/>
+            <w:tabs>
+              <w:tab w:val="right" w:leader="dot" w:pos="9026"/>
+            </w:tabs>
+            <w:spacing w:before="120" w:after="60"/>
+          </w:pPr>
+          <w:hyperlink w:anchor="_Toc100033" w:history="1">
+            <w:r>
+              <w:rPr>
+                <w:rStyle w:val="Hyperlink"/>
+              </w:rPr>
+              <w:t>实验 2：两版提示词 A/B 对决（60 分钟）</w:t>
+            </w:r>
+            <w:r>
+              <w:tab/>
+            </w:r>
+            <w:r>
+              <w:fldChar w:fldCharType="begin"/>
+            </w:r>
+            <w:r>
+              <w:instrText xml:space="preserve"> PAGEREF _Toc100033 \h </w:instrText>
+            </w:r>
+            <w:r>
+              <w:fldChar w:fldCharType="separate"/>
+            </w:r>
+            <w:r>
+              <w:t>27</w:t>
             </w:r>
             <w:r>
               <w:fldChar w:fldCharType="end"/>
@@ -1666,11 +1738,441 @@
             </w:tabs>
             <w:spacing w:before="120" w:after="60"/>
           </w:pPr>
-          <w:hyperlink w:anchor="_Toc100032" w:history="1">
+          <w:hyperlink w:anchor="_Toc100034" w:history="1">
             <w:r>
               <w:rPr>
                 <w:rStyle w:val="Hyperlink"/>
               </w:rPr>
+              <w:t>思考与练习</w:t>
+            </w:r>
+            <w:r>
+              <w:tab/>
+            </w:r>
+            <w:r>
+              <w:fldChar w:fldCharType="begin"/>
+            </w:r>
+            <w:r>
+              <w:instrText xml:space="preserve"> PAGEREF _Toc100034 \h </w:instrText>
+            </w:r>
+            <w:r>
+              <w:fldChar w:fldCharType="separate"/>
+            </w:r>
+            <w:r>
+              <w:t>29</w:t>
+            </w:r>
+            <w:r>
+              <w:fldChar w:fldCharType="end"/>
+            </w:r>
+          </w:hyperlink>
+        </w:p>
+        <w:p>
+          <w:pPr>
+            <w:pStyle w:val="9"/>
+            <w:tabs>
+              <w:tab w:val="right" w:leader="dot" w:pos="9026"/>
+            </w:tabs>
+            <w:spacing w:before="120" w:after="60"/>
+          </w:pPr>
+          <w:hyperlink w:anchor="_Toc100035" w:history="1">
+            <w:r>
+              <w:rPr>
+                <w:rStyle w:val="Hyperlink"/>
+              </w:rPr>
+              <w:t>面试题精选（附参考答案）</w:t>
+            </w:r>
+            <w:r>
+              <w:tab/>
+            </w:r>
+            <w:r>
+              <w:fldChar w:fldCharType="begin"/>
+            </w:r>
+            <w:r>
+              <w:instrText xml:space="preserve"> PAGEREF _Toc100035 \h </w:instrText>
+            </w:r>
+            <w:r>
+              <w:fldChar w:fldCharType="separate"/>
+            </w:r>
+            <w:r>
+              <w:t>29</w:t>
+            </w:r>
+            <w:r>
+              <w:fldChar w:fldCharType="end"/>
+            </w:r>
+          </w:hyperlink>
+        </w:p>
+        <w:p>
+          <w:pPr>
+            <w:pStyle w:val="11"/>
+            <w:ind w:left="360"/>
+            <w:tabs>
+              <w:tab w:val="right" w:leader="dot" w:pos="9026"/>
+            </w:tabs>
+            <w:spacing w:before="120" w:after="60"/>
+          </w:pPr>
+          <w:hyperlink w:anchor="_Toc100036" w:history="1">
+            <w:r>
+              <w:rPr>
+                <w:rStyle w:val="Hyperlink"/>
+              </w:rPr>
+              <w:t>题1　什么是提示工程？一条完整的提示词由哪四类要素组成？</w:t>
+            </w:r>
+            <w:r>
+              <w:tab/>
+            </w:r>
+            <w:r>
+              <w:fldChar w:fldCharType="begin"/>
+            </w:r>
+            <w:r>
+              <w:instrText xml:space="preserve"> PAGEREF _Toc100036 \h </w:instrText>
+            </w:r>
+            <w:r>
+              <w:fldChar w:fldCharType="separate"/>
+            </w:r>
+            <w:r>
+              <w:t>30</w:t>
+            </w:r>
+            <w:r>
+              <w:fldChar w:fldCharType="end"/>
+            </w:r>
+          </w:hyperlink>
+        </w:p>
+        <w:p>
+          <w:pPr>
+            <w:pStyle w:val="11"/>
+            <w:ind w:left="360"/>
+            <w:tabs>
+              <w:tab w:val="right" w:leader="dot" w:pos="9026"/>
+            </w:tabs>
+            <w:spacing w:before="120" w:after="60"/>
+          </w:pPr>
+          <w:hyperlink w:anchor="_Toc100037" w:history="1">
+            <w:r>
+              <w:rPr>
+                <w:rStyle w:val="Hyperlink"/>
+              </w:rPr>
+              <w:t>题2　为什么说提示词优化中结构大于措辞？有哪些实验证据？</w:t>
+            </w:r>
+            <w:r>
+              <w:tab/>
+            </w:r>
+            <w:r>
+              <w:fldChar w:fldCharType="begin"/>
+            </w:r>
+            <w:r>
+              <w:instrText xml:space="preserve"> PAGEREF _Toc100037 \h </w:instrText>
+            </w:r>
+            <w:r>
+              <w:fldChar w:fldCharType="separate"/>
+            </w:r>
+            <w:r>
+              <w:t>31</w:t>
+            </w:r>
+            <w:r>
+              <w:fldChar w:fldCharType="end"/>
+            </w:r>
+          </w:hyperlink>
+        </w:p>
+        <w:p>
+          <w:pPr>
+            <w:pStyle w:val="11"/>
+            <w:ind w:left="360"/>
+            <w:tabs>
+              <w:tab w:val="right" w:leader="dot" w:pos="9026"/>
+            </w:tabs>
+            <w:spacing w:before="120" w:after="60"/>
+          </w:pPr>
+          <w:hyperlink w:anchor="_Toc100038" w:history="1">
+            <w:r>
+              <w:rPr>
+                <w:rStyle w:val="Hyperlink"/>
+              </w:rPr>
+              <w:t>题3　单条提示词有哪三道硬墙？为什么要上升到上下文工程？</w:t>
+            </w:r>
+            <w:r>
+              <w:tab/>
+            </w:r>
+            <w:r>
+              <w:fldChar w:fldCharType="begin"/>
+            </w:r>
+            <w:r>
+              <w:instrText xml:space="preserve"> PAGEREF _Toc100038 \h </w:instrText>
+            </w:r>
+            <w:r>
+              <w:fldChar w:fldCharType="separate"/>
+            </w:r>
+            <w:r>
+              <w:t>31</w:t>
+            </w:r>
+            <w:r>
+              <w:fldChar w:fldCharType="end"/>
+            </w:r>
+          </w:hyperlink>
+        </w:p>
+        <w:p>
+          <w:pPr>
+            <w:pStyle w:val="11"/>
+            <w:ind w:left="360"/>
+            <w:tabs>
+              <w:tab w:val="right" w:leader="dot" w:pos="9026"/>
+            </w:tabs>
+            <w:spacing w:before="120" w:after="60"/>
+          </w:pPr>
+          <w:hyperlink w:anchor="_Toc100039" w:history="1">
+            <w:r>
+              <w:rPr>
+                <w:rStyle w:val="Hyperlink"/>
+              </w:rPr>
+              <w:t>题4　上下文工程的三层结构是什么？各层职责如何划分？</w:t>
+            </w:r>
+            <w:r>
+              <w:tab/>
+            </w:r>
+            <w:r>
+              <w:fldChar w:fldCharType="begin"/>
+            </w:r>
+            <w:r>
+              <w:instrText xml:space="preserve"> PAGEREF _Toc100039 \h </w:instrText>
+            </w:r>
+            <w:r>
+              <w:fldChar w:fldCharType="separate"/>
+            </w:r>
+            <w:r>
+              <w:t>32</w:t>
+            </w:r>
+            <w:r>
+              <w:fldChar w:fldCharType="end"/>
+            </w:r>
+          </w:hyperlink>
+        </w:p>
+        <w:p>
+          <w:pPr>
+            <w:pStyle w:val="11"/>
+            <w:ind w:left="360"/>
+            <w:tabs>
+              <w:tab w:val="right" w:leader="dot" w:pos="9026"/>
+            </w:tabs>
+            <w:spacing w:before="120" w:after="60"/>
+          </w:pPr>
+          <w:hyperlink w:anchor="_Toc100040" w:history="1">
+            <w:r>
+              <w:rPr>
+                <w:rStyle w:val="Hyperlink"/>
+              </w:rPr>
+              <w:t>题5　从提示词工程到 Harness 工程的演进逻辑是什么？</w:t>
+            </w:r>
+            <w:r>
+              <w:tab/>
+            </w:r>
+            <w:r>
+              <w:fldChar w:fldCharType="begin"/>
+            </w:r>
+            <w:r>
+              <w:instrText xml:space="preserve"> PAGEREF _Toc100040 \h </w:instrText>
+            </w:r>
+            <w:r>
+              <w:fldChar w:fldCharType="separate"/>
+            </w:r>
+            <w:r>
+              <w:t>33</w:t>
+            </w:r>
+            <w:r>
+              <w:fldChar w:fldCharType="end"/>
+            </w:r>
+          </w:hyperlink>
+        </w:p>
+        <w:p>
+          <w:pPr>
+            <w:pStyle w:val="11"/>
+            <w:ind w:left="360"/>
+            <w:tabs>
+              <w:tab w:val="right" w:leader="dot" w:pos="9026"/>
+            </w:tabs>
+            <w:spacing w:before="120" w:after="60"/>
+          </w:pPr>
+          <w:hyperlink w:anchor="_Toc100041" w:history="1">
+            <w:r>
+              <w:rPr>
+                <w:rStyle w:val="Hyperlink"/>
+              </w:rPr>
+              <w:t>题6　思维链（CoT）的真实作用是什么？</w:t>
+            </w:r>
+            <w:r>
+              <w:tab/>
+            </w:r>
+            <w:r>
+              <w:fldChar w:fldCharType="begin"/>
+            </w:r>
+            <w:r>
+              <w:instrText xml:space="preserve"> PAGEREF _Toc100041 \h </w:instrText>
+            </w:r>
+            <w:r>
+              <w:fldChar w:fldCharType="separate"/>
+            </w:r>
+            <w:r>
+              <w:t>33</w:t>
+            </w:r>
+            <w:r>
+              <w:fldChar w:fldCharType="end"/>
+            </w:r>
+          </w:hyperlink>
+        </w:p>
+        <w:p>
+          <w:pPr>
+            <w:pStyle w:val="11"/>
+            <w:ind w:left="360"/>
+            <w:tabs>
+              <w:tab w:val="right" w:leader="dot" w:pos="9026"/>
+            </w:tabs>
+            <w:spacing w:before="120" w:after="60"/>
+          </w:pPr>
+          <w:hyperlink w:anchor="_Toc100042" w:history="1">
+            <w:r>
+              <w:rPr>
+                <w:rStyle w:val="Hyperlink"/>
+              </w:rPr>
+              <w:t>题7　Self-Consistency 的原理、流程与适用场景是什么？</w:t>
+            </w:r>
+            <w:r>
+              <w:tab/>
+            </w:r>
+            <w:r>
+              <w:fldChar w:fldCharType="begin"/>
+            </w:r>
+            <w:r>
+              <w:instrText xml:space="preserve"> PAGEREF _Toc100042 \h </w:instrText>
+            </w:r>
+            <w:r>
+              <w:fldChar w:fldCharType="separate"/>
+            </w:r>
+            <w:r>
+              <w:t>34</w:t>
+            </w:r>
+            <w:r>
+              <w:fldChar w:fldCharType="end"/>
+            </w:r>
+          </w:hyperlink>
+        </w:p>
+        <w:p>
+          <w:pPr>
+            <w:pStyle w:val="11"/>
+            <w:ind w:left="360"/>
+            <w:tabs>
+              <w:tab w:val="right" w:leader="dot" w:pos="9026"/>
+            </w:tabs>
+            <w:spacing w:before="120" w:after="60"/>
+          </w:pPr>
+          <w:hyperlink w:anchor="_Toc100043" w:history="1">
+            <w:r>
+              <w:rPr>
+                <w:rStyle w:val="Hyperlink"/>
+              </w:rPr>
+              <w:t>题8　上下文预算如何分配？长上下文排版有哪些对策？</w:t>
+            </w:r>
+            <w:r>
+              <w:tab/>
+            </w:r>
+            <w:r>
+              <w:fldChar w:fldCharType="begin"/>
+            </w:r>
+            <w:r>
+              <w:instrText xml:space="preserve"> PAGEREF _Toc100043 \h </w:instrText>
+            </w:r>
+            <w:r>
+              <w:fldChar w:fldCharType="separate"/>
+            </w:r>
+            <w:r>
+              <w:t>35</w:t>
+            </w:r>
+            <w:r>
+              <w:fldChar w:fldCharType="end"/>
+            </w:r>
+          </w:hyperlink>
+        </w:p>
+        <w:p>
+          <w:pPr>
+            <w:pStyle w:val="11"/>
+            <w:ind w:left="360"/>
+            <w:tabs>
+              <w:tab w:val="right" w:leader="dot" w:pos="9026"/>
+            </w:tabs>
+            <w:spacing w:before="120" w:after="60"/>
+          </w:pPr>
+          <w:hyperlink w:anchor="_Toc100044" w:history="1">
+            <w:r>
+              <w:rPr>
+                <w:rStyle w:val="Hyperlink"/>
+              </w:rPr>
+              <w:t>题9　上下文管理的压缩与隔离两大策略如何运用？</w:t>
+            </w:r>
+            <w:r>
+              <w:tab/>
+            </w:r>
+            <w:r>
+              <w:fldChar w:fldCharType="begin"/>
+            </w:r>
+            <w:r>
+              <w:instrText xml:space="preserve"> PAGEREF _Toc100044 \h </w:instrText>
+            </w:r>
+            <w:r>
+              <w:fldChar w:fldCharType="separate"/>
+            </w:r>
+            <w:r>
+              <w:t>35</w:t>
+            </w:r>
+            <w:r>
+              <w:fldChar w:fldCharType="end"/>
+            </w:r>
+          </w:hyperlink>
+        </w:p>
+        <w:p>
+          <w:pPr>
+            <w:pStyle w:val="11"/>
+            <w:ind w:left="360"/>
+            <w:tabs>
+              <w:tab w:val="right" w:leader="dot" w:pos="9026"/>
+            </w:tabs>
+            <w:spacing w:before="120" w:after="60"/>
+          </w:pPr>
+          <w:hyperlink w:anchor="_Toc100045" w:history="1">
+            <w:r>
+              <w:rPr>
+                <w:rStyle w:val="Hyperlink"/>
+              </w:rPr>
+              <w:t>题10　提示词工程有哪些高频反模式？正确做法是什么？</w:t>
+            </w:r>
+            <w:r>
+              <w:tab/>
+            </w:r>
+            <w:r>
+              <w:fldChar w:fldCharType="begin"/>
+            </w:r>
+            <w:r>
+              <w:instrText xml:space="preserve"> PAGEREF _Toc100045 \h </w:instrText>
+            </w:r>
+            <w:r>
+              <w:fldChar w:fldCharType="separate"/>
+            </w:r>
+            <w:r>
+              <w:t>36</w:t>
+            </w:r>
+            <w:r>
+              <w:fldChar w:fldCharType="end"/>
+            </w:r>
+          </w:hyperlink>
+        </w:p>
+        <w:p>
+          <w:pPr>
+            <w:pStyle w:val="9"/>
+            <w:tabs>
+              <w:tab w:val="right" w:leader="dot" w:pos="9026"/>
+            </w:tabs>
+            <w:spacing w:before="120" w:after="60"/>
+          </w:pPr>
+          <w:hyperlink w:anchor="_Toc100046" w:history="1">
+            <w:r>
+              <w:rPr>
+                <w:rStyle w:val="Hyperlink"/>
+              </w:rPr>
               <w:t>下一卷预告</w:t>
             </w:r>
             <w:r>
@@ -1680,13 +2182,13 @@
               <w:fldChar w:fldCharType="begin"/>
             </w:r>
             <w:r>
-              <w:instrText xml:space="preserve"> PAGEREF _Toc100032 \h </w:instrText>
+              <w:instrText xml:space="preserve"> PAGEREF _Toc100046 \h </w:instrText>
             </w:r>
             <w:r>
               <w:fldChar w:fldCharType="separate"/>
             </w:r>
             <w:r>
-              <w:t>27</w:t>
+              <w:t>37</w:t>
             </w:r>
             <w:r>
               <w:fldChar w:fldCharType="end"/>
@@ -9588,104 +10090,466 @@
           <w:sz w:val="32"/>
           <w:szCs w:val="32"/>
         </w:rPr>
-        <w:t xml:space="preserve">思考与练习</w:t>
+        <w:t xml:space="preserve">本卷实战实验室</w:t>
       </w:r>
       <w:bookmarkEnd w:id="100031"/>
     </w:p>
     <w:p>
       <w:pPr>
-        <w:pStyle w:val="ListParagraph"/>
-        <w:numPr>
-          <w:ilvl w:val="0"/>
-          <w:numId w:val="2"/>
-        </w:numPr>
-        <w:spacing w:line="312"/>
-      </w:pPr>
-      <w:r>
-        <w:rPr>
-          <w:rFonts w:ascii="Calibri" w:eastAsia="Microsoft YaHei"/>
-          <w:color w:val="1A2B33"/>
-          <w:sz w:val="24"/>
-          <w:szCs w:val="24"/>
-        </w:rPr>
-        <w:t xml:space="preserve">用本卷介绍的“四要素框架”拆解你最近用过的一条提示词，给每个要素打 0 到 5 分，找出最薄弱的一项并重写；用 Sclar 的格式敏感实验思路验证你的改写是否真的稳定。</w:t>
-      </w:r>
-    </w:p>
-    <w:p>
-      <w:pPr>
-        <w:pStyle w:val="ListParagraph"/>
-        <w:numPr>
-          <w:ilvl w:val="0"/>
-          <w:numId w:val="2"/>
-        </w:numPr>
-        <w:spacing w:line="312"/>
-      </w:pPr>
-      <w:r>
-        <w:rPr>
-          <w:rFonts w:ascii="Calibri" w:eastAsia="Microsoft YaHei"/>
-          <w:color w:val="1A2B33"/>
-          <w:sz w:val="24"/>
-          <w:szCs w:val="24"/>
-        </w:rPr>
-        <w:t xml:space="preserve">选一个你手头的推理类任务（例如数学应用题），分别用零样本、自然 CoT、结构化 CoT、结构化 CoT + Self-Consistency（N=10）跑 20 道题，记录各自的准确率与平均 Token 消耗，画一条成本—质量曲线。</w:t>
-      </w:r>
-    </w:p>
-    <w:p>
-      <w:pPr>
-        <w:pStyle w:val="ListParagraph"/>
-        <w:numPr>
-          <w:ilvl w:val="0"/>
-          <w:numId w:val="2"/>
-        </w:numPr>
-        <w:spacing w:line="312"/>
-      </w:pPr>
-      <w:r>
-        <w:rPr>
-          <w:rFonts w:ascii="Calibri" w:eastAsia="Microsoft YaHei"/>
-          <w:color w:val="1A2B33"/>
-          <w:sz w:val="24"/>
-          <w:szCs w:val="24"/>
-        </w:rPr>
-        <w:t xml:space="preserve">用 Anthropic 的三层结构（消息级、会话级、系统级）描述你当前项目里上下文信息的分类，重新审视是否每一类信息都放在了正确的层级；尝试把一段 200K Token 的长上下文按预算分配示意（35% 检索 / 20% 用户 / 15% 系统 / 15% 记忆 / 15% 输出）重新规划，看看是否能压缩到 80K 同时不损失关键信息。</w:t>
-      </w:r>
-    </w:p>
-    <w:p>
-      <w:pPr>
-        <w:pStyle w:val="ListParagraph"/>
-        <w:numPr>
-          <w:ilvl w:val="0"/>
-          <w:numId w:val="2"/>
-        </w:numPr>
-        <w:spacing w:line="312"/>
-      </w:pPr>
-      <w:r>
-        <w:rPr>
-          <w:rFonts w:ascii="Calibri" w:eastAsia="Microsoft YaHei"/>
-          <w:color w:val="1A2B33"/>
-          <w:sz w:val="24"/>
-          <w:szCs w:val="24"/>
-        </w:rPr>
-        <w:t xml:space="preserve">在你团队的提示词库里挑一条核心提示词，给它建立最小可行 Prompt Registry：版本目录（v1.0.0、v1.1.0）、production.json 环境标签、10 道 golden set 评估用例；下次改动走 PR Review + 评估通过的流程。</w:t>
-      </w:r>
-    </w:p>
-    <w:p>
-      <w:pPr>
-        <w:pStyle w:val="ListParagraph"/>
-        <w:numPr>
-          <w:ilvl w:val="0"/>
-          <w:numId w:val="2"/>
-        </w:numPr>
-        <w:spacing w:line="312"/>
-      </w:pPr>
-      <w:r>
-        <w:rPr>
-          <w:rFonts w:ascii="Calibri" w:eastAsia="Microsoft YaHei"/>
-          <w:color w:val="1A2B33"/>
-          <w:sz w:val="24"/>
-          <w:szCs w:val="24"/>
-        </w:rPr>
-        <w:t xml:space="preserve">预习思考：为什么“上下文预算有限”这一约束会同时催生出上下文工程（卷七）、记忆系统（卷十一）、向量检索（卷八与卷九）三套看似不同的技术？它们各自的取舍逻辑是什么？</w:t>
-      </w:r>
+        <w:spacing w:line="312"/>
+        <w:ind w:firstLine="480"/>
+        <w:jc w:val="both"/>
+      </w:pPr>
+      <w:r>
+        <w:rPr>
+          <w:rFonts w:ascii="Calibri" w:eastAsia="Microsoft YaHei"/>
+          <w:color w:val="1A2B33"/>
+          <w:sz w:val="24"/>
+          <w:szCs w:val="24"/>
+        </w:rPr>
+        <w:t xml:space="preserve">本卷实验是全书最重要习惯的起点：建你自己的黄金评估集，用数据裁决提示词。总耗时约 90 分钟。</w:t>
+      </w:r>
+    </w:p>
+    <w:p>
+      <w:pPr>
+        <w:pStyle w:val="Heading2"/>
+        <w:keepNext/>
+        <w:spacing w:after="140" w:before="280" w:line="360" w:lineRule="atLeast"/>
+      </w:pPr>
+      <w:bookmarkStart w:id="100032" w:name="_Toc100032"/>
+      <w:r>
+        <w:rPr>
+          <w:rFonts w:ascii="Calibri" w:eastAsia="SimHei"/>
+          <w:b/>
+          <w:bCs/>
+          <w:color w:val="1B4A5C"/>
+          <w:sz w:val="28"/>
+          <w:szCs w:val="28"/>
+        </w:rPr>
+        <w:t xml:space="preserve">实验 1：二十题黄金集（30 分钟）</w:t>
+      </w:r>
+      <w:bookmarkEnd w:id="100032"/>
+    </w:p>
+    <w:p>
+      <w:pPr>
+        <w:spacing w:line="312"/>
+        <w:ind w:firstLine="480"/>
+        <w:jc w:val="both"/>
+      </w:pPr>
+      <w:r>
+        <w:rPr>
+          <w:rFonts w:ascii="Calibri" w:eastAsia="Microsoft YaHei"/>
+          <w:color w:val="1A2B33"/>
+          <w:sz w:val="24"/>
+          <w:szCs w:val="24"/>
+        </w:rPr>
+        <w:t xml:space="preserve">从你的业务或兴趣领域写 20 条真实问题：10 条常规、5 条易歧义、3 条知识外（应拒答）、2 条带格式要求。每条标注"好答案必须包含的关键点"：</w:t>
+      </w:r>
+    </w:p>
+    <w:p>
+      <w:pPr>
+        <w:pBdr>
+          <w:left w:val="single" w:color="8FA6AD" w:sz="10" w:space="8"/>
+        </w:pBdr>
+        <w:shd w:fill="F4F6F7" w:val="clear"/>
+        <w:spacing w:after="0" w:before="0" w:line="276" w:lineRule="atLeast"/>
+        <w:ind w:left="240"/>
+        <w:jc w:val="left"/>
+      </w:pPr>
+      <w:r>
+        <w:rPr>
+          <w:rFonts w:ascii="Courier New" w:cs="Courier New" w:eastAsia="Microsoft YaHei" w:hAnsi="Courier New"/>
+          <w:color w:val="24343C"/>
+          <w:sz w:val="18"/>
+          <w:szCs w:val="18"/>
+        </w:rPr>
+        <w:t xml:space="preserve">[</w:t>
+      </w:r>
+    </w:p>
+    <w:p>
+      <w:pPr>
+        <w:pBdr>
+          <w:left w:val="single" w:color="8FA6AD" w:sz="10" w:space="8"/>
+        </w:pBdr>
+        <w:shd w:fill="F4F6F7" w:val="clear"/>
+        <w:spacing w:after="0" w:before="0" w:line="276" w:lineRule="atLeast"/>
+        <w:ind w:left="240"/>
+        <w:jc w:val="left"/>
+      </w:pPr>
+      <w:r>
+        <w:rPr>
+          <w:rFonts w:ascii="Courier New" w:cs="Courier New" w:eastAsia="Microsoft YaHei" w:hAnsi="Courier New"/>
+          <w:color w:val="24343C"/>
+          <w:sz w:val="18"/>
+          <w:szCs w:val="18"/>
+        </w:rPr>
+        <w:t xml:space="preserve">  {"q": "你们的退货政策是什么？", "must": ["7天", "运费"]},</w:t>
+      </w:r>
+    </w:p>
+    <w:p>
+      <w:pPr>
+        <w:pBdr>
+          <w:left w:val="single" w:color="8FA6AD" w:sz="10" w:space="8"/>
+        </w:pBdr>
+        <w:shd w:fill="F4F6F7" w:val="clear"/>
+        <w:spacing w:after="0" w:before="0" w:line="276" w:lineRule="atLeast"/>
+        <w:ind w:left="240"/>
+        <w:jc w:val="left"/>
+      </w:pPr>
+      <w:r>
+        <w:rPr>
+          <w:rFonts w:ascii="Courier New" w:cs="Courier New" w:eastAsia="Microsoft YaHei" w:hAnsi="Courier New"/>
+          <w:color w:val="24343C"/>
+          <w:sz w:val="18"/>
+          <w:szCs w:val="18"/>
+        </w:rPr>
+        <w:t xml:space="preserve">  {"q": "写一首关于秋天的诗", "must": ["意象"], "type": "open"},</w:t>
+      </w:r>
+    </w:p>
+    <w:p>
+      <w:pPr>
+        <w:pBdr>
+          <w:left w:val="single" w:color="8FA6AD" w:sz="10" w:space="8"/>
+        </w:pBdr>
+        <w:shd w:fill="F4F6F7" w:val="clear"/>
+        <w:spacing w:after="0" w:before="0" w:line="276" w:lineRule="atLeast"/>
+        <w:ind w:left="240"/>
+        <w:jc w:val="left"/>
+      </w:pPr>
+      <w:r>
+        <w:rPr>
+          <w:rFonts w:ascii="Courier New" w:cs="Courier New" w:eastAsia="Microsoft YaHei" w:hAnsi="Courier New"/>
+          <w:color w:val="24343C"/>
+          <w:sz w:val="18"/>
+          <w:szCs w:val="18"/>
+        </w:rPr>
+        <w:t xml:space="preserve">  {"q": "2026 年世界杯冠军是谁？", "must": ["无法"], "type": "refuse"}</w:t>
+      </w:r>
+    </w:p>
+    <w:p>
+      <w:pPr>
+        <w:pBdr>
+          <w:left w:val="single" w:color="8FA6AD" w:sz="10" w:space="8"/>
+        </w:pBdr>
+        <w:shd w:fill="F4F6F7" w:val="clear"/>
+        <w:spacing w:after="0" w:before="0" w:line="276" w:lineRule="atLeast"/>
+        <w:ind w:left="240"/>
+        <w:jc w:val="left"/>
+      </w:pPr>
+      <w:r>
+        <w:rPr>
+          <w:rFonts w:ascii="Courier New" w:cs="Courier New" w:eastAsia="Microsoft YaHei" w:hAnsi="Courier New"/>
+          <w:color w:val="24343C"/>
+          <w:sz w:val="18"/>
+          <w:szCs w:val="18"/>
+        </w:rPr>
+        <w:t xml:space="preserve">]</w:t>
+      </w:r>
+    </w:p>
+    <w:p>
+      <w:pPr>
+        <w:pStyle w:val="Heading2"/>
+        <w:keepNext/>
+        <w:spacing w:after="140" w:before="280" w:line="360" w:lineRule="atLeast"/>
+      </w:pPr>
+      <w:bookmarkStart w:id="100033" w:name="_Toc100033"/>
+      <w:r>
+        <w:rPr>
+          <w:rFonts w:ascii="Calibri" w:eastAsia="SimHei"/>
+          <w:b/>
+          <w:bCs/>
+          <w:color w:val="1B4A5C"/>
+          <w:sz w:val="28"/>
+          <w:szCs w:val="28"/>
+        </w:rPr>
+        <w:t xml:space="preserve">实验 2：两版提示词 A/B 对决（60 分钟）</w:t>
+      </w:r>
+      <w:bookmarkEnd w:id="100033"/>
+    </w:p>
+    <w:p>
+      <w:pPr>
+        <w:pBdr>
+          <w:left w:val="single" w:color="8FA6AD" w:sz="10" w:space="8"/>
+        </w:pBdr>
+        <w:shd w:fill="F4F6F7" w:val="clear"/>
+        <w:spacing w:after="0" w:before="0" w:line="276" w:lineRule="atLeast"/>
+        <w:ind w:left="240"/>
+        <w:jc w:val="left"/>
+      </w:pPr>
+      <w:r>
+        <w:rPr>
+          <w:rFonts w:ascii="Courier New" w:cs="Courier New" w:eastAsia="Microsoft YaHei" w:hAnsi="Courier New"/>
+          <w:color w:val="24343C"/>
+          <w:sz w:val="18"/>
+          <w:szCs w:val="18"/>
+        </w:rPr>
+        <w:t xml:space="preserve">from openai import OpenAI</w:t>
+      </w:r>
+    </w:p>
+    <w:p>
+      <w:pPr>
+        <w:pBdr>
+          <w:left w:val="single" w:color="8FA6AD" w:sz="10" w:space="8"/>
+        </w:pBdr>
+        <w:shd w:fill="F4F6F7" w:val="clear"/>
+        <w:spacing w:after="0" w:before="0" w:line="276" w:lineRule="atLeast"/>
+        <w:ind w:left="240"/>
+        <w:jc w:val="left"/>
+      </w:pPr>
+      <w:r>
+        <w:rPr>
+          <w:rFonts w:ascii="Courier New" w:cs="Courier New" w:eastAsia="Microsoft YaHei" w:hAnsi="Courier New"/>
+          <w:color w:val="24343C"/>
+          <w:sz w:val="18"/>
+          <w:szCs w:val="18"/>
+        </w:rPr>
+        <w:t xml:space="preserve">client = OpenAI()</w:t>
+      </w:r>
+    </w:p>
+    <w:p>
+      <w:pPr>
+        <w:pBdr>
+          <w:left w:val="single" w:color="8FA6AD" w:sz="10" w:space="8"/>
+        </w:pBdr>
+        <w:shd w:fill="F4F6F7" w:val="clear"/>
+        <w:spacing w:after="0" w:before="0" w:line="276" w:lineRule="atLeast"/>
+        <w:ind w:left="240"/>
+        <w:jc w:val="left"/>
+      </w:pPr>
+      <w:r>
+        <w:rPr>
+          <w:rFonts w:ascii="Courier New" w:cs="Courier New" w:eastAsia="Microsoft YaHei" w:hAnsi="Courier New"/>
+          <w:color w:val="24343C"/>
+          <w:sz w:val="18"/>
+          <w:szCs w:val="18"/>
+        </w:rPr>
+        <w:t xml:space="preserve">V1 = "回答用户问题。"</w:t>
+      </w:r>
+    </w:p>
+    <w:p>
+      <w:pPr>
+        <w:pBdr>
+          <w:left w:val="single" w:color="8FA6AD" w:sz="10" w:space="8"/>
+        </w:pBdr>
+        <w:shd w:fill="F4F6F7" w:val="clear"/>
+        <w:spacing w:after="0" w:before="0" w:line="276" w:lineRule="atLeast"/>
+        <w:ind w:left="240"/>
+        <w:jc w:val="left"/>
+      </w:pPr>
+      <w:r>
+        <w:rPr>
+          <w:rFonts w:ascii="Courier New" w:cs="Courier New" w:eastAsia="Microsoft YaHei" w:hAnsi="Courier New"/>
+          <w:color w:val="24343C"/>
+          <w:sz w:val="18"/>
+          <w:szCs w:val="18"/>
+        </w:rPr>
+        <w:t xml:space="preserve">V2 = "回答用户问题。规则：1. 只依据已知信息，不知道就说不知道；\n2. 先给结论再给一句理由；3. 不超过 80 字。"</w:t>
+      </w:r>
+    </w:p>
+    <w:p>
+      <w:pPr>
+        <w:pBdr>
+          <w:left w:val="single" w:color="8FA6AD" w:sz="10" w:space="8"/>
+        </w:pBdr>
+        <w:shd w:fill="F4F6F7" w:val="clear"/>
+        <w:spacing w:after="0" w:before="0" w:line="276" w:lineRule="atLeast"/>
+        <w:ind w:left="240"/>
+        <w:jc w:val="left"/>
+      </w:pPr>
+      <w:r>
+        <w:rPr>
+          <w:rFonts w:ascii="Courier New" w:cs="Courier New" w:eastAsia="Microsoft YaHei" w:hAnsi="Courier New"/>
+          <w:color w:val="24343C"/>
+          <w:sz w:val="18"/>
+          <w:szCs w:val="18"/>
+        </w:rPr>
+        <w:t xml:space="preserve">for name, sp in (("V1", V1), ("V2", V2)):</w:t>
+      </w:r>
+    </w:p>
+    <w:p>
+      <w:pPr>
+        <w:pBdr>
+          <w:left w:val="single" w:color="8FA6AD" w:sz="10" w:space="8"/>
+        </w:pBdr>
+        <w:shd w:fill="F4F6F7" w:val="clear"/>
+        <w:spacing w:after="0" w:before="0" w:line="276" w:lineRule="atLeast"/>
+        <w:ind w:left="240"/>
+        <w:jc w:val="left"/>
+      </w:pPr>
+      <w:r>
+        <w:rPr>
+          <w:rFonts w:ascii="Courier New" w:cs="Courier New" w:eastAsia="Microsoft YaHei" w:hAnsi="Courier New"/>
+          <w:color w:val="24343C"/>
+          <w:sz w:val="18"/>
+          <w:szCs w:val="18"/>
+        </w:rPr>
+        <w:t xml:space="preserve">    ok = sum(all(k in client.chat.completions.create(model="gpt-4o-mini",</w:t>
+      </w:r>
+    </w:p>
+    <w:p>
+      <w:pPr>
+        <w:pBdr>
+          <w:left w:val="single" w:color="8FA6AD" w:sz="10" w:space="8"/>
+        </w:pBdr>
+        <w:shd w:fill="F4F6F7" w:val="clear"/>
+        <w:spacing w:after="0" w:before="0" w:line="276" w:lineRule="atLeast"/>
+        <w:ind w:left="240"/>
+        <w:jc w:val="left"/>
+      </w:pPr>
+      <w:r>
+        <w:rPr>
+          <w:rFonts w:ascii="Courier New" w:cs="Courier New" w:eastAsia="Microsoft YaHei" w:hAnsi="Courier New"/>
+          <w:color w:val="24343C"/>
+          <w:sz w:val="18"/>
+          <w:szCs w:val="18"/>
+        </w:rPr>
+        <w:t xml:space="preserve">              messages=[{"role": "system", "content": sp},</w:t>
+      </w:r>
+    </w:p>
+    <w:p>
+      <w:pPr>
+        <w:pBdr>
+          <w:left w:val="single" w:color="8FA6AD" w:sz="10" w:space="8"/>
+        </w:pBdr>
+        <w:shd w:fill="F4F6F7" w:val="clear"/>
+        <w:spacing w:after="0" w:before="0" w:line="276" w:lineRule="atLeast"/>
+        <w:ind w:left="240"/>
+        <w:jc w:val="left"/>
+      </w:pPr>
+      <w:r>
+        <w:rPr>
+          <w:rFonts w:ascii="Courier New" w:cs="Courier New" w:eastAsia="Microsoft YaHei" w:hAnsi="Courier New"/>
+          <w:color w:val="24343C"/>
+          <w:sz w:val="18"/>
+          <w:szCs w:val="18"/>
+        </w:rPr>
+        <w:t xml:space="preserve">                         {"role": "user", "content": c["q"]}]).choices[0].message.content</w:t>
+      </w:r>
+    </w:p>
+    <w:p>
+      <w:pPr>
+        <w:pBdr>
+          <w:left w:val="single" w:color="8FA6AD" w:sz="10" w:space="8"/>
+        </w:pBdr>
+        <w:shd w:fill="F4F6F7" w:val="clear"/>
+        <w:spacing w:after="0" w:before="0" w:line="276" w:lineRule="atLeast"/>
+        <w:ind w:left="240"/>
+        <w:jc w:val="left"/>
+      </w:pPr>
+      <w:r>
+        <w:rPr>
+          <w:rFonts w:ascii="Courier New" w:cs="Courier New" w:eastAsia="Microsoft YaHei" w:hAnsi="Courier New"/>
+          <w:color w:val="24343C"/>
+          <w:sz w:val="18"/>
+          <w:szCs w:val="18"/>
+        </w:rPr>
+        <w:t xml:space="preserve">              for k in c["must"]) for c in gold_set)</w:t>
+      </w:r>
+    </w:p>
+    <w:p>
+      <w:pPr>
+        <w:pBdr>
+          <w:left w:val="single" w:color="8FA6AD" w:sz="10" w:space="8"/>
+        </w:pBdr>
+        <w:shd w:fill="F4F6F7" w:val="clear"/>
+        <w:spacing w:after="0" w:before="0" w:line="276" w:lineRule="atLeast"/>
+        <w:ind w:left="240"/>
+        <w:jc w:val="left"/>
+      </w:pPr>
+      <w:r>
+        <w:rPr>
+          <w:rFonts w:ascii="Courier New" w:cs="Courier New" w:eastAsia="Microsoft YaHei" w:hAnsi="Courier New"/>
+          <w:color w:val="24343C"/>
+          <w:sz w:val="18"/>
+          <w:szCs w:val="18"/>
+        </w:rPr>
+        <w:t xml:space="preserve">    print(name, f"通过率 {ok}/{len(gold_set)}")</w:t>
+      </w:r>
+    </w:p>
+    <w:p>
+      <w:pPr>
+        <w:spacing w:line="312"/>
+        <w:ind w:firstLine="480"/>
+        <w:jc w:val="both"/>
+      </w:pPr>
+      <w:r>
+        <w:rPr>
+          <w:rFonts w:ascii="Calibri" w:eastAsia="Microsoft YaHei"/>
+          <w:color w:val="1A2B33"/>
+          <w:sz w:val="24"/>
+          <w:szCs w:val="24"/>
+        </w:rPr>
+        <w:t xml:space="preserve">验收标准：两张通过率数字加三条归因（V2 为什么赢或输）。把评估集与结果存档——它是卷15 评估体系的起点，也是你第一次用数据而非感觉裁决提示词。</w:t>
+      </w:r>
+    </w:p>
+    <w:tbl>
+      <w:tblPr>
+        <w:tblW w:type="dxa" w:w="8788"/>
+        <w:tblBorders>
+          <w:top w:val="single" w:color="C8DDE2" w:sz="4"/>
+          <w:left w:val="single" w:color="1B6B7A" w:sz="32"/>
+          <w:bottom w:val="single" w:color="C8DDE2" w:sz="4"/>
+          <w:right w:val="single" w:color="C8DDE2" w:sz="4"/>
+          <w:insideH w:val="none" w:color="FFFFFF" w:sz="0"/>
+          <w:insideV w:val="none" w:color="FFFFFF" w:sz="0"/>
+        </w:tblBorders>
+        <w:tblLayout w:type="fixed"/>
+      </w:tblPr>
+      <w:tblGrid>
+        <w:gridCol w:w="8788"/>
+      </w:tblGrid>
+      <w:tr>
+        <w:trPr>
+          <w:cantSplit/>
+        </w:trPr>
+        <w:tc>
+          <w:tcPr>
+            <w:shd w:fill="EEF5F7" w:val="clear"/>
+            <w:tcMar>
+              <w:top w:type="dxa" w:w="160"/>
+              <w:left w:type="dxa" w:w="240"/>
+              <w:bottom w:type="dxa" w:w="160"/>
+              <w:right w:type="dxa" w:w="200"/>
+            </w:tcMar>
+          </w:tcPr>
+          <w:p>
+            <w:pPr>
+              <w:spacing w:after="80" w:line="312"/>
+            </w:pPr>
+            <w:r>
+              <w:rPr>
+                <w:rFonts w:ascii="Calibri" w:eastAsia="SimHei"/>
+                <w:b/>
+                <w:bCs/>
+                <w:color w:val="1B6B7A"/>
+                <w:sz w:val="22"/>
+                <w:szCs w:val="22"/>
+              </w:rPr>
+              <w:t xml:space="preserve">◆ 常见翻车</w:t>
+            </w:r>
+          </w:p>
+          <w:p>
+            <w:pPr>
+              <w:spacing w:line="312"/>
+              <w:jc w:val="both"/>
+            </w:pPr>
+            <w:r>
+              <w:rPr>
+                <w:rFonts w:ascii="Calibri" w:eastAsia="Microsoft YaHei"/>
+                <w:color w:val="1A2B33"/>
+                <w:sz w:val="22"/>
+                <w:szCs w:val="22"/>
+              </w:rPr>
+              <w:t xml:space="preserve">判分关键词别选"万能词"；每次只改一个变量（规则或示例），否则提升不知道归功于谁。</w:t>
+            </w:r>
+          </w:p>
+        </w:tc>
+      </w:tr>
+    </w:tbl>
+    <w:p>
+      <w:pPr>
+        <w:spacing w:after="100"/>
+      </w:pPr>
     </w:p>
     <w:p>
       <w:pPr>
@@ -9693,7 +10557,7 @@
         <w:keepNext/>
         <w:spacing w:after="200" w:before="360" w:line="400" w:lineRule="atLeast"/>
       </w:pPr>
-      <w:bookmarkStart w:id="100032" w:name="_Toc100032"/>
+      <w:bookmarkStart w:id="100034" w:name="_Toc100034"/>
       <w:r>
         <w:rPr>
           <w:rFonts w:ascii="Calibri" w:eastAsia="SimHei"/>
@@ -9703,9 +10567,1224 @@
           <w:sz w:val="32"/>
           <w:szCs w:val="32"/>
         </w:rPr>
+        <w:t xml:space="preserve">思考与练习</w:t>
+      </w:r>
+      <w:bookmarkEnd w:id="100034"/>
+    </w:p>
+    <w:p>
+      <w:pPr>
+        <w:pStyle w:val="ListParagraph"/>
+        <w:numPr>
+          <w:ilvl w:val="0"/>
+          <w:numId w:val="2"/>
+        </w:numPr>
+        <w:spacing w:line="312"/>
+      </w:pPr>
+      <w:r>
+        <w:rPr>
+          <w:rFonts w:ascii="Calibri" w:eastAsia="Microsoft YaHei"/>
+          <w:color w:val="1A2B33"/>
+          <w:sz w:val="24"/>
+          <w:szCs w:val="24"/>
+        </w:rPr>
+        <w:t xml:space="preserve">用本卷介绍的“四要素框架”拆解你最近用过的一条提示词，给每个要素打 0 到 5 分，找出最薄弱的一项并重写；用 Sclar 的格式敏感实验思路验证你的改写是否真的稳定。</w:t>
+      </w:r>
+    </w:p>
+    <w:p>
+      <w:pPr>
+        <w:pStyle w:val="ListParagraph"/>
+        <w:numPr>
+          <w:ilvl w:val="0"/>
+          <w:numId w:val="2"/>
+        </w:numPr>
+        <w:spacing w:line="312"/>
+      </w:pPr>
+      <w:r>
+        <w:rPr>
+          <w:rFonts w:ascii="Calibri" w:eastAsia="Microsoft YaHei"/>
+          <w:color w:val="1A2B33"/>
+          <w:sz w:val="24"/>
+          <w:szCs w:val="24"/>
+        </w:rPr>
+        <w:t xml:space="preserve">选一个你手头的推理类任务（例如数学应用题），分别用零样本、自然 CoT、结构化 CoT、结构化 CoT + Self-Consistency（N=10）跑 20 道题，记录各自的准确率与平均 Token 消耗，画一条成本—质量曲线。</w:t>
+      </w:r>
+    </w:p>
+    <w:p>
+      <w:pPr>
+        <w:pStyle w:val="ListParagraph"/>
+        <w:numPr>
+          <w:ilvl w:val="0"/>
+          <w:numId w:val="2"/>
+        </w:numPr>
+        <w:spacing w:line="312"/>
+      </w:pPr>
+      <w:r>
+        <w:rPr>
+          <w:rFonts w:ascii="Calibri" w:eastAsia="Microsoft YaHei"/>
+          <w:color w:val="1A2B33"/>
+          <w:sz w:val="24"/>
+          <w:szCs w:val="24"/>
+        </w:rPr>
+        <w:t xml:space="preserve">用 Anthropic 的三层结构（消息级、会话级、系统级）描述你当前项目里上下文信息的分类，重新审视是否每一类信息都放在了正确的层级；尝试把一段 200K Token 的长上下文按预算分配示意（35% 检索 / 20% 用户 / 15% 系统 / 15% 记忆 / 15% 输出）重新规划，看看是否能压缩到 80K 同时不损失关键信息。</w:t>
+      </w:r>
+    </w:p>
+    <w:p>
+      <w:pPr>
+        <w:pStyle w:val="ListParagraph"/>
+        <w:numPr>
+          <w:ilvl w:val="0"/>
+          <w:numId w:val="2"/>
+        </w:numPr>
+        <w:spacing w:line="312"/>
+      </w:pPr>
+      <w:r>
+        <w:rPr>
+          <w:rFonts w:ascii="Calibri" w:eastAsia="Microsoft YaHei"/>
+          <w:color w:val="1A2B33"/>
+          <w:sz w:val="24"/>
+          <w:szCs w:val="24"/>
+        </w:rPr>
+        <w:t xml:space="preserve">在你团队的提示词库里挑一条核心提示词，给它建立最小可行 Prompt Registry：版本目录（v1.0.0、v1.1.0）、production.json 环境标签、10 道 golden set 评估用例；下次改动走 PR Review + 评估通过的流程。</w:t>
+      </w:r>
+    </w:p>
+    <w:p>
+      <w:pPr>
+        <w:pStyle w:val="ListParagraph"/>
+        <w:numPr>
+          <w:ilvl w:val="0"/>
+          <w:numId w:val="2"/>
+        </w:numPr>
+        <w:spacing w:line="312"/>
+      </w:pPr>
+      <w:r>
+        <w:rPr>
+          <w:rFonts w:ascii="Calibri" w:eastAsia="Microsoft YaHei"/>
+          <w:color w:val="1A2B33"/>
+          <w:sz w:val="24"/>
+          <w:szCs w:val="24"/>
+        </w:rPr>
+        <w:t xml:space="preserve">预习思考：为什么“上下文预算有限”这一约束会同时催生出上下文工程（卷七）、记忆系统（卷十一）、向量检索（卷八与卷九）三套看似不同的技术？它们各自的取舍逻辑是什么？</w:t>
+      </w:r>
+    </w:p>
+    <w:p>
+      <w:pPr>
+        <w:pStyle w:val="Heading1"/>
+        <w:keepNext/>
+        <w:spacing w:after="200" w:before="360" w:line="400" w:lineRule="atLeast"/>
+      </w:pPr>
+      <w:bookmarkStart w:id="100035" w:name="_Toc100035"/>
+      <w:r>
+        <w:rPr>
+          <w:rFonts w:ascii="Calibri" w:eastAsia="SimHei"/>
+          <w:b/>
+          <w:bCs/>
+          <w:color w:val="16324A"/>
+          <w:sz w:val="32"/>
+          <w:szCs w:val="32"/>
+        </w:rPr>
+        <w:t xml:space="preserve">面试题精选（附参考答案）</w:t>
+      </w:r>
+      <w:bookmarkEnd w:id="100035"/>
+    </w:p>
+    <w:p>
+      <w:pPr>
+        <w:spacing w:line="312"/>
+        <w:ind w:firstLine="480"/>
+        <w:jc w:val="both"/>
+      </w:pPr>
+      <w:r>
+        <w:rPr>
+          <w:rFonts w:ascii="Calibri" w:eastAsia="Microsoft YaHei"/>
+          <w:color w:val="1A2B33"/>
+          <w:sz w:val="24"/>
+          <w:szCs w:val="24"/>
+        </w:rPr>
+        <w:t xml:space="preserve">本节共 10 道题，主要改编自配套面试题集《提示词与上下文工程经典面试题与答案》，并依据本卷正文新编了上下文预算分配、压缩与隔离等题库未覆盖的重点题，按由浅入深排列，用于面试准备与自测。参考答案均为要点式，只保留关键数据、术语与结论，并标注了对应的本卷章节。建议先自行作答，再对照答案查漏补缺。</w:t>
+      </w:r>
+    </w:p>
+    <w:p>
+      <w:pPr>
+        <w:pStyle w:val="Heading2"/>
+        <w:keepNext/>
+        <w:spacing w:after="140" w:before="280" w:line="360" w:lineRule="atLeast"/>
+      </w:pPr>
+      <w:bookmarkStart w:id="100036" w:name="_Toc100036"/>
+      <w:r>
+        <w:rPr>
+          <w:rFonts w:ascii="Calibri" w:eastAsia="SimHei"/>
+          <w:b/>
+          <w:bCs/>
+          <w:color w:val="1B4A5C"/>
+          <w:sz w:val="28"/>
+          <w:szCs w:val="28"/>
+        </w:rPr>
+        <w:t xml:space="preserve">题1　什么是提示工程？一条完整的提示词由哪四类要素组成？</w:t>
+      </w:r>
+      <w:bookmarkEnd w:id="100036"/>
+    </w:p>
+    <w:p>
+      <w:pPr>
+        <w:spacing w:line="312"/>
+        <w:ind w:firstLine="480"/>
+        <w:jc w:val="both"/>
+      </w:pPr>
+      <w:r>
+        <w:rPr>
+          <w:rFonts w:ascii="Calibri" w:eastAsia="Microsoft YaHei"/>
+          <w:color w:val="1A2B33"/>
+          <w:sz w:val="24"/>
+          <w:szCs w:val="24"/>
+        </w:rPr>
+        <w:t xml:space="preserve">提示工程是通过设计输入文本来引导大语言模型产生期望输出的实践。可以把模型想象成一个极度聪明但极度任性的实习生：它读过海量文本，却每次都在猜你想让它做什么；提示工程就是写一份它能稳定遵循的任务说明书（见本卷 1.1 节）。</w:t>
+      </w:r>
+    </w:p>
+    <w:p>
+      <w:pPr>
+        <w:pStyle w:val="ListParagraph"/>
+        <w:numPr>
+          <w:ilvl w:val="0"/>
+          <w:numId w:val="1"/>
+        </w:numPr>
+        <w:spacing w:line="312"/>
+      </w:pPr>
+      <w:r>
+        <w:rPr>
+          <w:rFonts w:ascii="Calibri" w:eastAsia="Microsoft YaHei"/>
+          <w:color w:val="1A2B33"/>
+          <w:sz w:val="24"/>
+          <w:szCs w:val="24"/>
+        </w:rPr>
+        <w:t xml:space="preserve">指令：告诉模型该做什么，通常是动词开头的祈使句。</w:t>
+      </w:r>
+    </w:p>
+    <w:p>
+      <w:pPr>
+        <w:pStyle w:val="ListParagraph"/>
+        <w:numPr>
+          <w:ilvl w:val="0"/>
+          <w:numId w:val="1"/>
+        </w:numPr>
+        <w:spacing w:line="312"/>
+      </w:pPr>
+      <w:r>
+        <w:rPr>
+          <w:rFonts w:ascii="Calibri" w:eastAsia="Microsoft YaHei"/>
+          <w:color w:val="1A2B33"/>
+          <w:sz w:val="24"/>
+          <w:szCs w:val="24"/>
+        </w:rPr>
+        <w:t xml:space="preserve">上下文：提供依据信息，包括知识文档、检索结果与历史对话。</w:t>
+      </w:r>
+    </w:p>
+    <w:p>
+      <w:pPr>
+        <w:pStyle w:val="ListParagraph"/>
+        <w:numPr>
+          <w:ilvl w:val="0"/>
+          <w:numId w:val="1"/>
+        </w:numPr>
+        <w:spacing w:line="312"/>
+      </w:pPr>
+      <w:r>
+        <w:rPr>
+          <w:rFonts w:ascii="Calibri" w:eastAsia="Microsoft YaHei"/>
+          <w:color w:val="1A2B33"/>
+          <w:sz w:val="24"/>
+          <w:szCs w:val="24"/>
+        </w:rPr>
+        <w:t xml:space="preserve">示例：通过少样本输入输出对，让模型明白做成什么样。</w:t>
+      </w:r>
+    </w:p>
+    <w:p>
+      <w:pPr>
+        <w:pStyle w:val="ListParagraph"/>
+        <w:numPr>
+          <w:ilvl w:val="0"/>
+          <w:numId w:val="1"/>
+        </w:numPr>
+        <w:spacing w:line="312"/>
+      </w:pPr>
+      <w:r>
+        <w:rPr>
+          <w:rFonts w:ascii="Calibri" w:eastAsia="Microsoft YaHei"/>
+          <w:color w:val="1A2B33"/>
+          <w:sz w:val="24"/>
+          <w:szCs w:val="24"/>
+        </w:rPr>
+        <w:t xml:space="preserve">输出格式：规定结果如何交付，包括模板、字段与 JSON Schema。</w:t>
+      </w:r>
+    </w:p>
+    <w:p>
+      <w:pPr>
+        <w:spacing w:line="312"/>
+        <w:ind w:firstLine="480"/>
+        <w:jc w:val="both"/>
+      </w:pPr>
+      <w:r>
+        <w:rPr>
+          <w:rFonts w:ascii="Calibri" w:eastAsia="Microsoft YaHei"/>
+          <w:color w:val="1A2B33"/>
+          <w:sz w:val="24"/>
+          <w:szCs w:val="24"/>
+        </w:rPr>
+        <w:t xml:space="preserve">要点：早期研究几乎全部聚焦指令与示例（即措辞与少样本），2024 年后的严谨实验证明，把精力放在格式与示例设计上回报远高于措辞打磨。</w:t>
+      </w:r>
+    </w:p>
+    <w:p>
+      <w:pPr>
+        <w:pStyle w:val="Heading2"/>
+        <w:keepNext/>
+        <w:spacing w:after="140" w:before="280" w:line="360" w:lineRule="atLeast"/>
+      </w:pPr>
+      <w:bookmarkStart w:id="100037" w:name="_Toc100037"/>
+      <w:r>
+        <w:rPr>
+          <w:rFonts w:ascii="Calibri" w:eastAsia="SimHei"/>
+          <w:b/>
+          <w:bCs/>
+          <w:color w:val="1B4A5C"/>
+          <w:sz w:val="28"/>
+          <w:szCs w:val="28"/>
+        </w:rPr>
+        <w:t xml:space="preserve">题2　为什么说提示词优化中结构大于措辞？有哪些实验证据？</w:t>
+      </w:r>
+      <w:bookmarkEnd w:id="100037"/>
+    </w:p>
+    <w:p>
+      <w:pPr>
+        <w:spacing w:line="312"/>
+        <w:ind w:firstLine="480"/>
+        <w:jc w:val="both"/>
+      </w:pPr>
+      <w:r>
+        <w:rPr>
+          <w:rFonts w:ascii="Calibri" w:eastAsia="Microsoft YaHei"/>
+          <w:color w:val="1A2B33"/>
+          <w:sz w:val="24"/>
+          <w:szCs w:val="24"/>
+        </w:rPr>
+        <w:t xml:space="preserve">核心结论：把约 80% 的优化精力放在结构上——格式、分隔符、示例模板、输出 Schema，只留 20% 给措辞打磨（见本卷 1.2 节）。</w:t>
+      </w:r>
+    </w:p>
+    <w:p>
+      <w:pPr>
+        <w:pStyle w:val="ListParagraph"/>
+        <w:numPr>
+          <w:ilvl w:val="0"/>
+          <w:numId w:val="1"/>
+        </w:numPr>
+        <w:spacing w:line="312"/>
+      </w:pPr>
+      <w:r>
+        <w:rPr>
+          <w:rFonts w:ascii="Calibri" w:eastAsia="Microsoft YaHei"/>
+          <w:color w:val="1A2B33"/>
+          <w:sz w:val="24"/>
+          <w:szCs w:val="24"/>
+        </w:rPr>
+        <w:t xml:space="preserve">Sclar 等人 ICLR 2024：固定模型、任务与语义，仅改变格式，LLaMA-2-7B 在 MMLU 上的准确率横跨 6.2% 到 82.4%，波动 76.2 个百分点；分隔符一字符之差就让准确率从 82.6% 跌到 4.3%。</w:t>
+      </w:r>
+    </w:p>
+    <w:p>
+      <w:pPr>
+        <w:pStyle w:val="ListParagraph"/>
+        <w:numPr>
+          <w:ilvl w:val="0"/>
+          <w:numId w:val="1"/>
+        </w:numPr>
+        <w:spacing w:line="312"/>
+      </w:pPr>
+      <w:r>
+        <w:rPr>
+          <w:rFonts w:ascii="Calibri" w:eastAsia="Microsoft YaHei"/>
+          <w:color w:val="1A2B33"/>
+          <w:sz w:val="24"/>
+          <w:szCs w:val="24"/>
+        </w:rPr>
+        <w:t xml:space="preserve">Fagadau 等人 2024：分步指令、明确输入输出格式、伪代码示例、显式约束等结构性特征影响显著（p≈10⁻⁴）；敬语、句式、详细程度等风格性特征几乎无影响（p 大于 0.05）。</w:t>
+      </w:r>
+    </w:p>
+    <w:p>
+      <w:pPr>
+        <w:pStyle w:val="ListParagraph"/>
+        <w:numPr>
+          <w:ilvl w:val="0"/>
+          <w:numId w:val="1"/>
+        </w:numPr>
+        <w:spacing w:line="312"/>
+      </w:pPr>
+      <w:r>
+        <w:rPr>
+          <w:rFonts w:ascii="Calibri" w:eastAsia="Microsoft YaHei"/>
+          <w:color w:val="1A2B33"/>
+          <w:sz w:val="24"/>
+          <w:szCs w:val="24"/>
+        </w:rPr>
+        <w:t xml:space="preserve">三重原因：预训练语料措辞各异而语义相似，模型学到语义不变性；自注意力本质是无序集合上的加权求和，对格式与词序敏感、对具体用词不敏感；措辞收益在换模型、换任务后基本消失。</w:t>
+      </w:r>
+    </w:p>
+    <w:p>
+      <w:pPr>
+        <w:pStyle w:val="Heading2"/>
+        <w:keepNext/>
+        <w:spacing w:after="140" w:before="280" w:line="360" w:lineRule="atLeast"/>
+      </w:pPr>
+      <w:bookmarkStart w:id="100038" w:name="_Toc100038"/>
+      <w:r>
+        <w:rPr>
+          <w:rFonts w:ascii="Calibri" w:eastAsia="SimHei"/>
+          <w:b/>
+          <w:bCs/>
+          <w:color w:val="1B4A5C"/>
+          <w:sz w:val="28"/>
+          <w:szCs w:val="28"/>
+        </w:rPr>
+        <w:t xml:space="preserve">题3　单条提示词有哪三道硬墙？为什么要上升到上下文工程？</w:t>
+      </w:r>
+      <w:bookmarkEnd w:id="100038"/>
+    </w:p>
+    <w:p>
+      <w:pPr>
+        <w:spacing w:line="312"/>
+        <w:ind w:firstLine="480"/>
+        <w:jc w:val="both"/>
+      </w:pPr>
+      <w:r>
+        <w:rPr>
+          <w:rFonts w:ascii="Calibri" w:eastAsia="Microsoft YaHei"/>
+          <w:color w:val="1A2B33"/>
+          <w:sz w:val="24"/>
+          <w:szCs w:val="24"/>
+        </w:rPr>
+        <w:t xml:space="preserve">即使把结构打磨到极致，单条提示词仍撞上三道硬墙，它们决定了要做真正有用的 Agent，必须从单条指令上升到上下文工程乃至 Harness（见本卷 1.3 节）。</w:t>
+      </w:r>
+    </w:p>
+    <w:p>
+      <w:pPr>
+        <w:pStyle w:val="ListParagraph"/>
+        <w:numPr>
+          <w:ilvl w:val="0"/>
+          <w:numId w:val="1"/>
+        </w:numPr>
+        <w:spacing w:line="312"/>
+      </w:pPr>
+      <w:r>
+        <w:rPr>
+          <w:rFonts w:ascii="Calibri" w:eastAsia="Microsoft YaHei"/>
+          <w:color w:val="1A2B33"/>
+          <w:sz w:val="24"/>
+          <w:szCs w:val="24"/>
+        </w:rPr>
+        <w:t xml:space="preserve">上下文窗口有限：128K 到 200K 听起来很大，塞进百万行代码库就捉襟见肘。</w:t>
+      </w:r>
+    </w:p>
+    <w:p>
+      <w:pPr>
+        <w:pStyle w:val="ListParagraph"/>
+        <w:numPr>
+          <w:ilvl w:val="0"/>
+          <w:numId w:val="1"/>
+        </w:numPr>
+        <w:spacing w:line="312"/>
+      </w:pPr>
+      <w:r>
+        <w:rPr>
+          <w:rFonts w:ascii="Calibri" w:eastAsia="Microsoft YaHei"/>
+          <w:color w:val="1A2B33"/>
+          <w:sz w:val="24"/>
+          <w:szCs w:val="24"/>
+        </w:rPr>
+        <w:t xml:space="preserve">无状态：每次对话冷启动，模型记不住上周二的决策。</w:t>
+      </w:r>
+    </w:p>
+    <w:p>
+      <w:pPr>
+        <w:pStyle w:val="ListParagraph"/>
+        <w:numPr>
+          <w:ilvl w:val="0"/>
+          <w:numId w:val="1"/>
+        </w:numPr>
+        <w:spacing w:line="312"/>
+      </w:pPr>
+      <w:r>
+        <w:rPr>
+          <w:rFonts w:ascii="Calibri" w:eastAsia="Microsoft YaHei"/>
+          <w:color w:val="1A2B33"/>
+          <w:sz w:val="24"/>
+          <w:szCs w:val="24"/>
+        </w:rPr>
+        <w:t xml:space="preserve">无工具：没有工具的 LLM 不能读文件、查数据库、调 API。</w:t>
+      </w:r>
+    </w:p>
+    <w:p>
+      <w:pPr>
+        <w:spacing w:line="312"/>
+        <w:ind w:firstLine="480"/>
+        <w:jc w:val="both"/>
+      </w:pPr>
+      <w:r>
+        <w:rPr>
+          <w:rFonts w:ascii="Calibri" w:eastAsia="Microsoft YaHei"/>
+          <w:color w:val="1A2B33"/>
+          <w:sz w:val="24"/>
+          <w:szCs w:val="24"/>
+        </w:rPr>
+        <w:t xml:space="preserve">上下文工程由 Anthropic 在 2025 年 9 月正式提出，定义是：在推理时持续策划、筛选和维护最优的 Token 集合，来源覆盖提示词、工具返回、消息历史、外部数据、检索结果、MCP 资源与运行状态。两个关键词：持续，指每个决策点都在做的循环；Token 集合，指管理的不是文档或消息，而是模型下一轮能看到的 Token 子集。</w:t>
+      </w:r>
+    </w:p>
+    <w:p>
+      <w:pPr>
+        <w:pStyle w:val="Heading2"/>
+        <w:keepNext/>
+        <w:spacing w:after="140" w:before="280" w:line="360" w:lineRule="atLeast"/>
+      </w:pPr>
+      <w:bookmarkStart w:id="100039" w:name="_Toc100039"/>
+      <w:r>
+        <w:rPr>
+          <w:rFonts w:ascii="Calibri" w:eastAsia="SimHei"/>
+          <w:b/>
+          <w:bCs/>
+          <w:color w:val="1B4A5C"/>
+          <w:sz w:val="28"/>
+          <w:szCs w:val="28"/>
+        </w:rPr>
+        <w:t xml:space="preserve">题4　上下文工程的三层结构是什么？各层职责如何划分？</w:t>
+      </w:r>
+      <w:bookmarkEnd w:id="100039"/>
+    </w:p>
+    <w:p>
+      <w:pPr>
+        <w:spacing w:line="312"/>
+        <w:ind w:firstLine="480"/>
+        <w:jc w:val="both"/>
+      </w:pPr>
+      <w:r>
+        <w:rPr>
+          <w:rFonts w:ascii="Calibri" w:eastAsia="Microsoft YaHei"/>
+          <w:color w:val="1A2B33"/>
+          <w:sz w:val="24"/>
+          <w:szCs w:val="24"/>
+        </w:rPr>
+        <w:t xml:space="preserve">Anthropic 的上下文三层结构是当下最广泛采用的工程抽象，可以与代码世界的变量作用域一一类比（见本卷 3.1 节）。</w:t>
+      </w:r>
+    </w:p>
+    <w:p>
+      <w:pPr>
+        <w:pStyle w:val="ListParagraph"/>
+        <w:numPr>
+          <w:ilvl w:val="0"/>
+          <w:numId w:val="1"/>
+        </w:numPr>
+        <w:spacing w:line="312"/>
+      </w:pPr>
+      <w:r>
+        <w:rPr>
+          <w:rFonts w:ascii="Calibri" w:eastAsia="Microsoft YaHei"/>
+          <w:color w:val="1A2B33"/>
+          <w:sz w:val="24"/>
+          <w:szCs w:val="24"/>
+        </w:rPr>
+        <w:t xml:space="preserve">消息级：一次请求内组装的指令、检索结果与工具返回，驻留毫秒到分钟、用完即弃，像函数内的局部变量。</w:t>
+      </w:r>
+    </w:p>
+    <w:p>
+      <w:pPr>
+        <w:pStyle w:val="ListParagraph"/>
+        <w:numPr>
+          <w:ilvl w:val="0"/>
+          <w:numId w:val="1"/>
+        </w:numPr>
+        <w:spacing w:line="312"/>
+      </w:pPr>
+      <w:r>
+        <w:rPr>
+          <w:rFonts w:ascii="Calibri" w:eastAsia="Microsoft YaHei"/>
+          <w:color w:val="1A2B33"/>
+          <w:sz w:val="24"/>
+          <w:szCs w:val="24"/>
+        </w:rPr>
+        <w:t xml:space="preserve">会话级：多轮对话历史、中间结果与工作记忆，驻留分钟到小时、随任务演化，像闭包变量。</w:t>
+      </w:r>
+    </w:p>
+    <w:p>
+      <w:pPr>
+        <w:pStyle w:val="ListParagraph"/>
+        <w:numPr>
+          <w:ilvl w:val="0"/>
+          <w:numId w:val="1"/>
+        </w:numPr>
+        <w:spacing w:line="312"/>
+      </w:pPr>
+      <w:r>
+        <w:rPr>
+          <w:rFonts w:ascii="Calibri" w:eastAsia="Microsoft YaHei"/>
+          <w:color w:val="1A2B33"/>
+          <w:sz w:val="24"/>
+          <w:szCs w:val="24"/>
+        </w:rPr>
+        <w:t xml:space="preserve">系统级：系统提示词、角色边界、项目规则与长期记忆摘要，驻留天到长期、几乎不变，像全局变量。</w:t>
+      </w:r>
+    </w:p>
+    <w:p>
+      <w:pPr>
+        <w:spacing w:line="312"/>
+        <w:ind w:firstLine="480"/>
+        <w:jc w:val="both"/>
+      </w:pPr>
+      <w:r>
+        <w:rPr>
+          <w:rFonts w:ascii="Calibri" w:eastAsia="Microsoft YaHei"/>
+          <w:color w:val="1A2B33"/>
+          <w:sz w:val="24"/>
+          <w:szCs w:val="24"/>
+        </w:rPr>
+        <w:t xml:space="preserve">边界是关键：系统级只放项目级规则（代码风格、接口规范、安全边界），会话级只放任务级上下文（用户偏好、当前子目标、待澄清问题），消息级只放本轮即时信息。分层切分清晰，调试时才能精确知道某段信息来自哪一层、为何被注入、何时该被丢弃。</w:t>
+      </w:r>
+    </w:p>
+    <w:p>
+      <w:pPr>
+        <w:pStyle w:val="Heading2"/>
+        <w:keepNext/>
+        <w:spacing w:after="140" w:before="280" w:line="360" w:lineRule="atLeast"/>
+      </w:pPr>
+      <w:bookmarkStart w:id="100040" w:name="_Toc100040"/>
+      <w:r>
+        <w:rPr>
+          <w:rFonts w:ascii="Calibri" w:eastAsia="SimHei"/>
+          <w:b/>
+          <w:bCs/>
+          <w:color w:val="1B4A5C"/>
+          <w:sz w:val="28"/>
+          <w:szCs w:val="28"/>
+        </w:rPr>
+        <w:t xml:space="preserve">题5　从提示词工程到 Harness 工程的演进逻辑是什么？</w:t>
+      </w:r>
+      <w:bookmarkEnd w:id="100040"/>
+    </w:p>
+    <w:p>
+      <w:pPr>
+        <w:spacing w:line="312"/>
+        <w:ind w:firstLine="480"/>
+        <w:jc w:val="both"/>
+      </w:pPr>
+      <w:r>
+        <w:rPr>
+          <w:rFonts w:ascii="Calibri" w:eastAsia="Microsoft YaHei"/>
+          <w:color w:val="1A2B33"/>
+          <w:sz w:val="24"/>
+          <w:szCs w:val="24"/>
+        </w:rPr>
+        <w:t xml:space="preserve">演进时间线：2022 到 2024 年 Prompt Engineering，核心问题是写好一条指令；2025 年 Context Engineering，核心问题是模型在决策点看到什么；2026 年 Harness Engineering（Hashimoto 提出），核心问题是模型运行在什么系统里（见本卷 1.3、4.1 节）。</w:t>
+      </w:r>
+    </w:p>
+    <w:p>
+      <w:pPr>
+        <w:pStyle w:val="ListParagraph"/>
+        <w:numPr>
+          <w:ilvl w:val="0"/>
+          <w:numId w:val="1"/>
+        </w:numPr>
+        <w:spacing w:line="312"/>
+      </w:pPr>
+      <w:r>
+        <w:rPr>
+          <w:rFonts w:ascii="Calibri" w:eastAsia="Microsoft YaHei"/>
+          <w:color w:val="1A2B33"/>
+          <w:sz w:val="24"/>
+          <w:szCs w:val="24"/>
+        </w:rPr>
+        <w:t xml:space="preserve">比喻：提示工程是写一封邮件，上下文工程是把相关附件都带上，Harness 工程是搭建整个工作环境——会议室、白板、打印机齐备，让对方能持续产出。</w:t>
+      </w:r>
+    </w:p>
+    <w:p>
+      <w:pPr>
+        <w:pStyle w:val="ListParagraph"/>
+        <w:numPr>
+          <w:ilvl w:val="0"/>
+          <w:numId w:val="1"/>
+        </w:numPr>
+        <w:spacing w:line="312"/>
+      </w:pPr>
+      <w:r>
+        <w:rPr>
+          <w:rFonts w:ascii="Calibri" w:eastAsia="Microsoft YaHei"/>
+          <w:color w:val="1A2B33"/>
+          <w:sz w:val="24"/>
+          <w:szCs w:val="24"/>
+        </w:rPr>
+        <w:t xml:space="preserve">三层是包含而非替代关系：Harness 把 Prompt 与 Context 包含在内，额外提供反馈、约束、评估与生命周期管理。</w:t>
+      </w:r>
+    </w:p>
+    <w:p>
+      <w:pPr>
+        <w:pStyle w:val="ListParagraph"/>
+        <w:numPr>
+          <w:ilvl w:val="0"/>
+          <w:numId w:val="1"/>
+        </w:numPr>
+        <w:spacing w:line="312"/>
+      </w:pPr>
+      <w:r>
+        <w:rPr>
+          <w:rFonts w:ascii="Calibri" w:eastAsia="Microsoft YaHei"/>
+          <w:color w:val="1A2B33"/>
+          <w:sz w:val="24"/>
+          <w:szCs w:val="24"/>
+        </w:rPr>
+        <w:t xml:space="preserve">反直觉事实：Harness 的回报率开始超过模型本身——LangChain 在 Terminal Bench 2.0 上仅调整 Harness，就把 gpt-5.2-codex 的成功率从 52.8% 提到 66.5%，排名从 30 余名冲到前 5。</w:t>
+      </w:r>
+    </w:p>
+    <w:p>
+      <w:pPr>
+        <w:pStyle w:val="Heading2"/>
+        <w:keepNext/>
+        <w:spacing w:after="140" w:before="280" w:line="360" w:lineRule="atLeast"/>
+      </w:pPr>
+      <w:bookmarkStart w:id="100041" w:name="_Toc100041"/>
+      <w:r>
+        <w:rPr>
+          <w:rFonts w:ascii="Calibri" w:eastAsia="SimHei"/>
+          <w:b/>
+          <w:bCs/>
+          <w:color w:val="1B4A5C"/>
+          <w:sz w:val="28"/>
+          <w:szCs w:val="28"/>
+        </w:rPr>
+        <w:t xml:space="preserve">题6　思维链（CoT）的真实作用是什么？</w:t>
+      </w:r>
+      <w:bookmarkEnd w:id="100041"/>
+    </w:p>
+    <w:p>
+      <w:pPr>
+        <w:spacing w:line="312"/>
+        <w:ind w:firstLine="480"/>
+        <w:jc w:val="both"/>
+      </w:pPr>
+      <w:r>
+        <w:rPr>
+          <w:rFonts w:ascii="Calibri" w:eastAsia="Microsoft YaHei"/>
+          <w:color w:val="1A2B33"/>
+          <w:sz w:val="24"/>
+          <w:szCs w:val="24"/>
+        </w:rPr>
+        <w:t xml:space="preserve">CoT（Wei 2022）在少样本示例中加入逐步推理过程，在 GSM8K、MATH 等推理基准上可带来 30 到 50 个百分点的提升；但 Sprague 等人对 100 余项研究的元分析表明，CoT 主要帮助数学和符号推理任务，对其他任务收益有限甚至有害（见本卷 2.2 节）。</w:t>
+      </w:r>
+    </w:p>
+    <w:p>
+      <w:pPr>
+        <w:pStyle w:val="ListParagraph"/>
+        <w:numPr>
+          <w:ilvl w:val="0"/>
+          <w:numId w:val="1"/>
+        </w:numPr>
+        <w:spacing w:line="312"/>
+      </w:pPr>
+      <w:r>
+        <w:rPr>
+          <w:rFonts w:ascii="Calibri" w:eastAsia="Microsoft YaHei"/>
+          <w:color w:val="1A2B33"/>
+          <w:sz w:val="24"/>
+          <w:szCs w:val="24"/>
+        </w:rPr>
+        <w:t xml:space="preserve">格式约束：强制模型按步骤到答案的格式输出，答案可控可解析，几乎所有任务受益。</w:t>
+      </w:r>
+    </w:p>
+    <w:p>
+      <w:pPr>
+        <w:pStyle w:val="ListParagraph"/>
+        <w:numPr>
+          <w:ilvl w:val="0"/>
+          <w:numId w:val="1"/>
+        </w:numPr>
+        <w:spacing w:line="312"/>
+      </w:pPr>
+      <w:r>
+        <w:rPr>
+          <w:rFonts w:ascii="Calibri" w:eastAsia="Microsoft YaHei"/>
+          <w:color w:val="1A2B33"/>
+          <w:sz w:val="24"/>
+          <w:szCs w:val="24"/>
+        </w:rPr>
+        <w:t xml:space="preserve">分布约束：把模型从直接答案分布拉向推理答案分布。</w:t>
+      </w:r>
+    </w:p>
+    <w:p>
+      <w:pPr>
+        <w:pStyle w:val="ListParagraph"/>
+        <w:numPr>
+          <w:ilvl w:val="0"/>
+          <w:numId w:val="1"/>
+        </w:numPr>
+        <w:spacing w:line="312"/>
+      </w:pPr>
+      <w:r>
+        <w:rPr>
+          <w:rFonts w:ascii="Calibri" w:eastAsia="Microsoft YaHei"/>
+          <w:color w:val="1A2B33"/>
+          <w:sz w:val="24"/>
+          <w:szCs w:val="24"/>
+        </w:rPr>
+        <w:t xml:space="preserve">推理能力：仅对真正需要多步推理的数学与符号任务有效，在现代高能力模型上贡献有限。</w:t>
+      </w:r>
+    </w:p>
+    <w:p>
+      <w:pPr>
+        <w:spacing w:line="312"/>
+        <w:ind w:firstLine="480"/>
+        <w:jc w:val="both"/>
+      </w:pPr>
+      <w:r>
+        <w:rPr>
+          <w:rFonts w:ascii="Calibri" w:eastAsia="Microsoft YaHei"/>
+          <w:color w:val="1A2B33"/>
+          <w:sz w:val="24"/>
+          <w:szCs w:val="24"/>
+        </w:rPr>
+        <w:t xml:space="preserve">工程建议：用结构化 CoT（Step 1、Step 2、Final Answer）比自然语言 CoT 更鲁棒，因为它把推理切成机器可校验的离散单元；结构化 CoT 配合 Self-Consistency 可达 85% 到 95% 正确率，远高于自然 CoT 的 50% 到 60% 与无 CoT 的 30% 到 40%。</w:t>
+      </w:r>
+    </w:p>
+    <w:p>
+      <w:pPr>
+        <w:pStyle w:val="Heading2"/>
+        <w:keepNext/>
+        <w:spacing w:after="140" w:before="280" w:line="360" w:lineRule="atLeast"/>
+      </w:pPr>
+      <w:bookmarkStart w:id="100042" w:name="_Toc100042"/>
+      <w:r>
+        <w:rPr>
+          <w:rFonts w:ascii="Calibri" w:eastAsia="SimHei"/>
+          <w:b/>
+          <w:bCs/>
+          <w:color w:val="1B4A5C"/>
+          <w:sz w:val="28"/>
+          <w:szCs w:val="28"/>
+        </w:rPr>
+        <w:t xml:space="preserve">题7　Self-Consistency 的原理、流程与适用场景是什么？</w:t>
+      </w:r>
+      <w:bookmarkEnd w:id="100042"/>
+    </w:p>
+    <w:p>
+      <w:pPr>
+        <w:spacing w:line="312"/>
+        <w:ind w:firstLine="480"/>
+        <w:jc w:val="both"/>
+      </w:pPr>
+      <w:r>
+        <w:rPr>
+          <w:rFonts w:ascii="Calibri" w:eastAsia="Microsoft YaHei"/>
+          <w:color w:val="1A2B33"/>
+          <w:sz w:val="24"/>
+          <w:szCs w:val="24"/>
+        </w:rPr>
+        <w:t xml:space="preserve">Self-Consistency（Wang 2022）：对同一问题用非零温度采样 N 条推理路径，再对最终答案做多数投票——正确答案被多条路径独立发现而胜出，错误答案因分散而败北（见本卷 2.2 节）。</w:t>
+      </w:r>
+    </w:p>
+    <w:p>
+      <w:pPr>
+        <w:pStyle w:val="ListParagraph"/>
+        <w:numPr>
+          <w:ilvl w:val="0"/>
+          <w:numId w:val="1"/>
+        </w:numPr>
+        <w:spacing w:line="312"/>
+      </w:pPr>
+      <w:r>
+        <w:rPr>
+          <w:rFonts w:ascii="Calibri" w:eastAsia="Microsoft YaHei"/>
+          <w:color w:val="1A2B33"/>
+          <w:sz w:val="24"/>
+          <w:szCs w:val="24"/>
+        </w:rPr>
+        <w:t xml:space="preserve">流程：CoT 提示并以约 0.7 的非零温度采样（温度过低分布太尖，抽多次也是同一答案，投票毫无意义）；提取最终答案后先归一化再投票，'18'、'$18'、'18.0' 这类等价形式必须统一；进阶投票还有加权投票、困惑度投票与答案聚类。</w:t>
+      </w:r>
+    </w:p>
+    <w:p>
+      <w:pPr>
+        <w:pStyle w:val="ListParagraph"/>
+        <w:numPr>
+          <w:ilvl w:val="0"/>
+          <w:numId w:val="1"/>
+        </w:numPr>
+        <w:spacing w:line="312"/>
+      </w:pPr>
+      <w:r>
+        <w:rPr>
+          <w:rFonts w:ascii="Calibri" w:eastAsia="Microsoft YaHei"/>
+          <w:color w:val="1A2B33"/>
+          <w:sz w:val="24"/>
+          <w:szCs w:val="24"/>
+        </w:rPr>
+        <w:t xml:space="preserve">数据：GSM8K 上从 58.1% 提到 74.4%，多个基准整体提升 5 到 15 个百分点，代价是 N 倍的 API 调用与 Token 消耗。</w:t>
+      </w:r>
+    </w:p>
+    <w:p>
+      <w:pPr>
+        <w:pStyle w:val="ListParagraph"/>
+        <w:numPr>
+          <w:ilvl w:val="0"/>
+          <w:numId w:val="1"/>
+        </w:numPr>
+        <w:spacing w:line="312"/>
+      </w:pPr>
+      <w:r>
+        <w:rPr>
+          <w:rFonts w:ascii="Calibri" w:eastAsia="Microsoft YaHei"/>
+          <w:color w:val="1A2B33"/>
+          <w:sz w:val="24"/>
+          <w:szCs w:val="24"/>
+        </w:rPr>
+        <w:t xml:space="preserve">适用：算术、符号、常识推理与多选题；不适用：开放性生成、主观判断、延迟敏感的实时场景。</w:t>
+      </w:r>
+    </w:p>
+    <w:p>
+      <w:pPr>
+        <w:pStyle w:val="ListParagraph"/>
+        <w:numPr>
+          <w:ilvl w:val="0"/>
+          <w:numId w:val="1"/>
+        </w:numPr>
+        <w:spacing w:line="312"/>
+      </w:pPr>
+      <w:r>
+        <w:rPr>
+          <w:rFonts w:ascii="Calibri" w:eastAsia="Microsoft YaHei"/>
+          <w:color w:val="1A2B33"/>
+          <w:sz w:val="24"/>
+          <w:szCs w:val="24"/>
+        </w:rPr>
+        <w:t xml:space="preserve">采样数：N=10 是多数高风险任务的性价比拐点（约提升 5 到 10 个百分点），N=40 之后几乎不再提升；若 N 条路径高度相似，投票会退化为同义重复，应提高温度或更换示例。</w:t>
+      </w:r>
+    </w:p>
+    <w:p>
+      <w:pPr>
+        <w:pStyle w:val="Heading2"/>
+        <w:keepNext/>
+        <w:spacing w:after="140" w:before="280" w:line="360" w:lineRule="atLeast"/>
+      </w:pPr>
+      <w:bookmarkStart w:id="100043" w:name="_Toc100043"/>
+      <w:r>
+        <w:rPr>
+          <w:rFonts w:ascii="Calibri" w:eastAsia="SimHei"/>
+          <w:b/>
+          <w:bCs/>
+          <w:color w:val="1B4A5C"/>
+          <w:sz w:val="28"/>
+          <w:szCs w:val="28"/>
+        </w:rPr>
+        <w:t xml:space="preserve">题8　上下文预算如何分配？长上下文排版有哪些对策？</w:t>
+      </w:r>
+      <w:bookmarkEnd w:id="100043"/>
+    </w:p>
+    <w:p>
+      <w:pPr>
+        <w:spacing w:line="312"/>
+        <w:ind w:firstLine="480"/>
+        <w:jc w:val="both"/>
+      </w:pPr>
+      <w:r>
+        <w:rPr>
+          <w:rFonts w:ascii="Calibri" w:eastAsia="Microsoft YaHei"/>
+          <w:color w:val="1A2B33"/>
+          <w:sz w:val="24"/>
+          <w:szCs w:val="24"/>
+        </w:rPr>
+        <w:t xml:space="preserve">上下文窗口是 Agent 最稀缺的资源，而模型对长上下文的利用并不均匀：Lost in the Middle（Liu 2023）表明中段信息的利用率显著低于开头与结尾。所以核心问题不是能不能塞进去，而是每一份 Token 预算分给谁（见本卷 3.2、3.4 节）。</w:t>
+      </w:r>
+    </w:p>
+    <w:p>
+      <w:pPr>
+        <w:pStyle w:val="ListParagraph"/>
+        <w:numPr>
+          <w:ilvl w:val="0"/>
+          <w:numId w:val="1"/>
+        </w:numPr>
+        <w:spacing w:line="312"/>
+      </w:pPr>
+      <w:r>
+        <w:rPr>
+          <w:rFonts w:ascii="Calibri" w:eastAsia="Microsoft YaHei"/>
+          <w:color w:val="1A2B33"/>
+          <w:sz w:val="24"/>
+          <w:szCs w:val="24"/>
+        </w:rPr>
+        <w:t xml:space="preserve">预算示意：检索内容 35%、用户输入 20%、系统提示词 15%、长期记忆摘要 15%、输出余量 15%；并按任务动态调整——客服加大检索份额，长任务加大工作记忆，创意写作加大系统提示词与用户输入；预算分配本身可作为 A/B 优化的变量。</w:t>
+      </w:r>
+    </w:p>
+    <w:p>
+      <w:pPr>
+        <w:pStyle w:val="ListParagraph"/>
+        <w:numPr>
+          <w:ilvl w:val="0"/>
+          <w:numId w:val="1"/>
+        </w:numPr>
+        <w:spacing w:line="312"/>
+      </w:pPr>
+      <w:r>
+        <w:rPr>
+          <w:rFonts w:ascii="Calibri" w:eastAsia="Microsoft YaHei"/>
+          <w:color w:val="1A2B33"/>
+          <w:sz w:val="24"/>
+          <w:szCs w:val="24"/>
+        </w:rPr>
+        <w:t xml:space="preserve">排版对策：关键信息放开头与结尾（系统提示词放最前，输出格式要求放最后）；双段检索，核心事实在前、补充细节居中；用显式分隔符强化分段信号；优先压缩中段。</w:t>
+      </w:r>
+    </w:p>
+    <w:p>
+      <w:pPr>
+        <w:pStyle w:val="ListParagraph"/>
+        <w:numPr>
+          <w:ilvl w:val="0"/>
+          <w:numId w:val="1"/>
+        </w:numPr>
+        <w:spacing w:line="312"/>
+      </w:pPr>
+      <w:r>
+        <w:rPr>
+          <w:rFonts w:ascii="Calibri" w:eastAsia="Microsoft YaHei"/>
+          <w:color w:val="1A2B33"/>
+          <w:sz w:val="24"/>
+          <w:szCs w:val="24"/>
+        </w:rPr>
+        <w:t xml:space="preserve">输出侧对冲：要求按列点回答时，模型会把重要信息放在靠前与靠后的点位——结构化输出本身就是一种注意力管理工具。</w:t>
+      </w:r>
+    </w:p>
+    <w:p>
+      <w:pPr>
+        <w:pStyle w:val="Heading2"/>
+        <w:keepNext/>
+        <w:spacing w:after="140" w:before="280" w:line="360" w:lineRule="atLeast"/>
+      </w:pPr>
+      <w:bookmarkStart w:id="100044" w:name="_Toc100044"/>
+      <w:r>
+        <w:rPr>
+          <w:rFonts w:ascii="Calibri" w:eastAsia="SimHei"/>
+          <w:b/>
+          <w:bCs/>
+          <w:color w:val="1B4A5C"/>
+          <w:sz w:val="28"/>
+          <w:szCs w:val="28"/>
+        </w:rPr>
+        <w:t xml:space="preserve">题9　上下文管理的压缩与隔离两大策略如何运用？</w:t>
+      </w:r>
+      <w:bookmarkEnd w:id="100044"/>
+    </w:p>
+    <w:p>
+      <w:pPr>
+        <w:spacing w:line="312"/>
+        <w:ind w:firstLine="480"/>
+        <w:jc w:val="both"/>
+      </w:pPr>
+      <w:r>
+        <w:rPr>
+          <w:rFonts w:ascii="Calibri" w:eastAsia="Microsoft YaHei"/>
+          <w:color w:val="1A2B33"/>
+          <w:sz w:val="24"/>
+          <w:szCs w:val="24"/>
+        </w:rPr>
+        <w:t xml:space="preserve">上下文管理有两大基本策略：压缩减少信息体量，隔离减少信息耦合，成熟系统往往两者并用（见本卷 3.3 节）。</w:t>
+      </w:r>
+    </w:p>
+    <w:p>
+      <w:pPr>
+        <w:pStyle w:val="ListParagraph"/>
+        <w:numPr>
+          <w:ilvl w:val="0"/>
+          <w:numId w:val="1"/>
+        </w:numPr>
+        <w:spacing w:line="312"/>
+      </w:pPr>
+      <w:r>
+        <w:rPr>
+          <w:rFonts w:ascii="Calibri" w:eastAsia="Microsoft YaHei"/>
+          <w:color w:val="1A2B33"/>
+          <w:sz w:val="24"/>
+          <w:szCs w:val="24"/>
+        </w:rPr>
+        <w:t xml:space="preserve">压缩是有损但保关键：摘要压缩、引用压缩（用文档 ID 加摘要代替全文复制）、双模型交叉校验的模型压缩、按语义分段压缩；压缩比不是越高越好，要保留完成任务所需的最小信息集。</w:t>
+      </w:r>
+    </w:p>
+    <w:p>
+      <w:pPr>
+        <w:pStyle w:val="ListParagraph"/>
+        <w:numPr>
+          <w:ilvl w:val="0"/>
+          <w:numId w:val="1"/>
+        </w:numPr>
+        <w:spacing w:line="312"/>
+      </w:pPr>
+      <w:r>
+        <w:rPr>
+          <w:rFonts w:ascii="Calibri" w:eastAsia="Microsoft YaHei"/>
+          <w:color w:val="1A2B33"/>
+          <w:sz w:val="24"/>
+          <w:szCs w:val="24"/>
+        </w:rPr>
+        <w:t xml:space="preserve">隔离是一个上下文只装一个任务：会话隔离、角色隔离、阶段隔离——阶段完成后只把关键结论摘要带回主上下文；代价是信息跨上下文传递的损耗。</w:t>
+      </w:r>
+    </w:p>
+    <w:p>
+      <w:pPr>
+        <w:pStyle w:val="ListParagraph"/>
+        <w:numPr>
+          <w:ilvl w:val="0"/>
+          <w:numId w:val="1"/>
+        </w:numPr>
+        <w:spacing w:line="312"/>
+      </w:pPr>
+      <w:r>
+        <w:rPr>
+          <w:rFonts w:ascii="Calibri" w:eastAsia="Microsoft YaHei"/>
+          <w:color w:val="1A2B33"/>
+          <w:sz w:val="24"/>
+          <w:szCs w:val="24"/>
+        </w:rPr>
+        <w:t xml:space="preserve">反直觉洞察：很多生产场景里隔离比压缩更重要。把所有用户历史塞进同一会话是典型反模式；更好的做法是会话级隔离加引用级共享——新任务开独立会话，历史以摘要加引用按需注入。</w:t>
+      </w:r>
+    </w:p>
+    <w:p>
+      <w:pPr>
+        <w:spacing w:line="312"/>
+        <w:ind w:firstLine="480"/>
+        <w:jc w:val="both"/>
+      </w:pPr>
+      <w:r>
+        <w:rPr>
+          <w:rFonts w:ascii="Calibri" w:eastAsia="Microsoft YaHei"/>
+          <w:color w:val="1A2B33"/>
+          <w:sz w:val="24"/>
+          <w:szCs w:val="24"/>
+        </w:rPr>
+        <w:t xml:space="preserve">触发时机：上下文接近预算上限时启用压缩，保留人名、数字、决策等关键事实与最近 1 到 2 轮完整消息；压缩是可拆卸的 Harness——Anthropic 的 context reset 机制在 Opus 4.5 能自主管理上下文后被移除。</w:t>
+      </w:r>
+    </w:p>
+    <w:p>
+      <w:pPr>
+        <w:pStyle w:val="Heading2"/>
+        <w:keepNext/>
+        <w:spacing w:after="140" w:before="280" w:line="360" w:lineRule="atLeast"/>
+      </w:pPr>
+      <w:bookmarkStart w:id="100045" w:name="_Toc100045"/>
+      <w:r>
+        <w:rPr>
+          <w:rFonts w:ascii="Calibri" w:eastAsia="SimHei"/>
+          <w:b/>
+          <w:bCs/>
+          <w:color w:val="1B4A5C"/>
+          <w:sz w:val="28"/>
+          <w:szCs w:val="28"/>
+        </w:rPr>
+        <w:t xml:space="preserve">题10　提示词工程有哪些高频反模式？正确做法是什么？</w:t>
+      </w:r>
+      <w:bookmarkEnd w:id="100045"/>
+    </w:p>
+    <w:p>
+      <w:pPr>
+        <w:spacing w:line="312"/>
+        <w:ind w:firstLine="480"/>
+        <w:jc w:val="both"/>
+      </w:pPr>
+      <w:r>
+        <w:rPr>
+          <w:rFonts w:ascii="Calibri" w:eastAsia="Microsoft YaHei"/>
+          <w:color w:val="1A2B33"/>
+          <w:sz w:val="24"/>
+          <w:szCs w:val="24"/>
+        </w:rPr>
+        <w:t xml:space="preserve">本卷总结了八大反模式（见本卷 5.1 节），面试中至少应能说出四五种并给出对应的正确做法。</w:t>
+      </w:r>
+    </w:p>
+    <w:p>
+      <w:pPr>
+        <w:pStyle w:val="ListParagraph"/>
+        <w:numPr>
+          <w:ilvl w:val="0"/>
+          <w:numId w:val="1"/>
+        </w:numPr>
+        <w:spacing w:line="312"/>
+      </w:pPr>
+      <w:r>
+        <w:rPr>
+          <w:rFonts w:ascii="Calibri" w:eastAsia="Microsoft YaHei"/>
+          <w:color w:val="1A2B33"/>
+          <w:sz w:val="24"/>
+          <w:szCs w:val="24"/>
+        </w:rPr>
+        <w:t xml:space="preserve">祈祷式提示词（只写请尽量准确、详细、专业）与堆砌形容词（非常重要、务必）：都对模型缺乏稳定约束，应写清目标、边界与输出形态，用显式的结构化强调标签代替模糊强调。</w:t>
+      </w:r>
+    </w:p>
+    <w:p>
+      <w:pPr>
+        <w:pStyle w:val="ListParagraph"/>
+        <w:numPr>
+          <w:ilvl w:val="0"/>
+          <w:numId w:val="1"/>
+        </w:numPr>
+        <w:spacing w:line="312"/>
+      </w:pPr>
+      <w:r>
+        <w:rPr>
+          <w:rFonts w:ascii="Calibri" w:eastAsia="Microsoft YaHei"/>
+          <w:color w:val="1A2B33"/>
+          <w:sz w:val="24"/>
+          <w:szCs w:val="24"/>
+        </w:rPr>
+        <w:t xml:space="preserve">过多样例：10 个同质 few-shot 挤占 Token 预算且导致过拟合；应精选 3 到 5 个多样化示例，并按复杂度从简单到复杂递进。</w:t>
+      </w:r>
+    </w:p>
+    <w:p>
+      <w:pPr>
+        <w:pStyle w:val="ListParagraph"/>
+        <w:numPr>
+          <w:ilvl w:val="0"/>
+          <w:numId w:val="1"/>
+        </w:numPr>
+        <w:spacing w:line="312"/>
+      </w:pPr>
+      <w:r>
+        <w:rPr>
+          <w:rFonts w:ascii="Calibri" w:eastAsia="Microsoft YaHei"/>
+          <w:color w:val="1A2B33"/>
+          <w:sz w:val="24"/>
+          <w:szCs w:val="24"/>
+        </w:rPr>
+        <w:t xml:space="preserve">其他五类：不一致人设（应在系统提示中固定人设边界）；嵌套提示（用引号或 JSON 包裹整段提示词会破坏分隔符与格式信号，应以列表分段代替）；不测试就上线（先在 golden set 上评估）；负向指令依赖（模型对不要 X 的理解远弱于正向指令，应同时给出遵循 OWASP Top 10 这类正向规范）；上下文淹没（应按预算分配设定各类信息的份额上限，并按需压缩或隔离）。</w:t>
+      </w:r>
+    </w:p>
+    <w:p>
+      <w:pPr>
+        <w:spacing w:line="312"/>
+        <w:ind w:firstLine="480"/>
+        <w:jc w:val="both"/>
+      </w:pPr>
+      <w:r>
+        <w:rPr>
+          <w:rFonts w:ascii="Calibri" w:eastAsia="Microsoft YaHei"/>
+          <w:color w:val="1A2B33"/>
+          <w:sz w:val="24"/>
+          <w:szCs w:val="24"/>
+        </w:rPr>
+        <w:t xml:space="preserve">背后的方法论是假设驱动实验：每次改动前先写下假设，改动后在 golden set 上用数据裁决，有效则保留、无效则回滚——这是把提示词工程从手艺升级为工程的关键（见本卷 5.2 节）。</w:t>
+      </w:r>
+    </w:p>
+    <w:p>
+      <w:pPr>
+        <w:pStyle w:val="Heading1"/>
+        <w:keepNext/>
+        <w:spacing w:after="200" w:before="360" w:line="400" w:lineRule="atLeast"/>
+      </w:pPr>
+      <w:bookmarkStart w:id="100046" w:name="_Toc100046"/>
+      <w:r>
+        <w:rPr>
+          <w:rFonts w:ascii="Calibri" w:eastAsia="SimHei"/>
+          <w:b/>
+          <w:bCs/>
+          <w:color w:val="16324A"/>
+          <w:sz w:val="32"/>
+          <w:szCs w:val="32"/>
+        </w:rPr>
         <w:t xml:space="preserve">下一卷预告</w:t>
       </w:r>
-      <w:bookmarkEnd w:id="100032"/>
+      <w:bookmarkEnd w:id="100046"/>
     </w:p>
     <w:p>
       <w:pPr>
